--- a/title_page.docx
+++ b/title_page.docx
@@ -624,7 +624,7 @@
       </w:r>
     </w:p>
     <w:bookmarkEnd w:id="12"/>
-    <w:bookmarkStart w:id="13" w:name="resumen-gráfico-graphical-abstract"/>
+    <w:bookmarkStart w:id="16" w:name="resumen-gráfico-graphical-abstract"/>
     <w:p>
       <w:pPr>
         <w:pStyle w:val="Heading1"/>
@@ -635,184 +635,57 @@
     </w:p>
     <w:p>
       <w:pPr>
-        <w:pStyle w:val="SourceCode"/>
-      </w:pPr>
-      <w:r>
-        <w:rPr>
-          <w:rStyle w:val="VerbatimChar"/>
-        </w:rPr>
-        <w:t xml:space="preserve">flowchart LR</w:t>
-      </w:r>
-      <w:r>
-        <w:br/>
-      </w:r>
-      <w:r>
-        <w:rPr>
-          <w:rStyle w:val="VerbatimChar"/>
-        </w:rPr>
-        <w:t xml:space="preserve">    subgraph S1["1. INGESTA Y GATING BIOFÍSICO"]</w:t>
-      </w:r>
-      <w:r>
-        <w:br/>
-      </w:r>
-      <w:r>
-        <w:rPr>
-          <w:rStyle w:val="VerbatimChar"/>
-        </w:rPr>
-        <w:t xml:space="preserve">        G["Grilla Soberana 1 km²&lt;br&gt;(400.006 celdas)"]</w:t>
-      </w:r>
-      <w:r>
-        <w:br/>
-      </w:r>
-      <w:r>
-        <w:rPr>
-          <w:rStyle w:val="VerbatimChar"/>
-        </w:rPr>
-        <w:t xml:space="preserve">        ERA["ERA5-Land (0.25°)&lt;br&gt;+ MapBiomas 30m"]</w:t>
-      </w:r>
-      <w:r>
-        <w:br/>
-      </w:r>
-      <w:r>
-        <w:rPr>
-          <w:rStyle w:val="VerbatimChar"/>
-        </w:rPr>
-        <w:t xml:space="preserve">        Gate{"Gating Biofísico&lt;br&gt;VPD ≥ 0.8 kPa&lt;br&gt;Lluvia 48h &lt; 10mm"}</w:t>
-      </w:r>
-      <w:r>
-        <w:br/>
-      </w:r>
-      <w:r>
-        <w:rPr>
-          <w:rStyle w:val="VerbatimChar"/>
-        </w:rPr>
-        <w:t xml:space="preserve">        G --&gt; Gate</w:t>
-      </w:r>
-      <w:r>
-        <w:br/>
-      </w:r>
-      <w:r>
-        <w:rPr>
-          <w:rStyle w:val="VerbatimChar"/>
-        </w:rPr>
-        <w:t xml:space="preserve">        ERA --&gt; Gate</w:t>
-      </w:r>
-      <w:r>
-        <w:br/>
-      </w:r>
-      <w:r>
-        <w:rPr>
-          <w:rStyle w:val="VerbatimChar"/>
-        </w:rPr>
-        <w:t xml:space="preserve">    end</w:t>
-      </w:r>
-      <w:r>
-        <w:br/>
-      </w:r>
-      <w:r>
-        <w:br/>
-      </w:r>
-      <w:r>
-        <w:rPr>
-          <w:rStyle w:val="VerbatimChar"/>
-        </w:rPr>
-        <w:t xml:space="preserve">    subgraph S2["2. ARQUITECTURA DUAL DESACOPLADA"]</w:t>
-      </w:r>
-      <w:r>
-        <w:br/>
-      </w:r>
-      <w:r>
-        <w:rPr>
-          <w:rStyle w:val="VerbatimChar"/>
-        </w:rPr>
-        <w:t xml:space="preserve">        Gate --&gt;|Candidatos Activos| Mod1["MODO 1: Ignición Física&lt;br&gt;P(Ignición) = f(Clima, Ecotono)&lt;br&gt;&lt;i&gt;Sin variables de fuego previo&lt;/i&gt;"]</w:t>
-      </w:r>
-      <w:r>
-        <w:br/>
-      </w:r>
-      <w:r>
-        <w:rPr>
-          <w:rStyle w:val="VerbatimChar"/>
-        </w:rPr>
-        <w:t xml:space="preserve">        Gate --&gt;|Focos VIIRS t-1| Mod2["MODO 2: Propagación Táctica&lt;br&gt;P(Propagación) = f(Dist t-1, FRP t-1)&lt;br&gt;&lt;i&gt;Kernel de contagio causal&lt;/i&gt;"]</w:t>
-      </w:r>
-      <w:r>
-        <w:br/>
-      </w:r>
-      <w:r>
-        <w:rPr>
-          <w:rStyle w:val="VerbatimChar"/>
-        </w:rPr>
-        <w:t xml:space="preserve">    end</w:t>
-      </w:r>
-      <w:r>
-        <w:br/>
-      </w:r>
-      <w:r>
-        <w:br/>
-      </w:r>
-      <w:r>
-        <w:rPr>
-          <w:rStyle w:val="VerbatimChar"/>
-        </w:rPr>
-        <w:t xml:space="preserve">    subgraph S3["3. BENCHMARKING Y ALERTA"]</w:t>
-      </w:r>
-      <w:r>
-        <w:br/>
-      </w:r>
-      <w:r>
-        <w:rPr>
-          <w:rStyle w:val="VerbatimChar"/>
-        </w:rPr>
-        <w:t xml:space="preserve">        Mod1 --&gt; Out["Calibración Platt Monótona&lt;br&gt;Alerta Nacional Diaria (0.75 s)&lt;br&gt;Supera a Canadian FWI e INPE"]</w:t>
-      </w:r>
-      <w:r>
-        <w:br/>
-      </w:r>
-      <w:r>
-        <w:rPr>
-          <w:rStyle w:val="VerbatimChar"/>
-        </w:rPr>
-        <w:t xml:space="preserve">        Mod2 --&gt; Out</w:t>
-      </w:r>
-      <w:r>
-        <w:br/>
-      </w:r>
-      <w:r>
-        <w:rPr>
-          <w:rStyle w:val="VerbatimChar"/>
-        </w:rPr>
-        <w:t xml:space="preserve">    end</w:t>
-      </w:r>
-      <w:r>
-        <w:br/>
-      </w:r>
-      <w:r>
-        <w:br/>
-      </w:r>
-      <w:r>
-        <w:rPr>
-          <w:rStyle w:val="VerbatimChar"/>
-        </w:rPr>
-        <w:t xml:space="preserve">    style S1 fill:#f1f5f9,stroke:#94a3b8,color:#0f172a</w:t>
-      </w:r>
-      <w:r>
-        <w:br/>
-      </w:r>
-      <w:r>
-        <w:rPr>
-          <w:rStyle w:val="VerbatimChar"/>
-        </w:rPr>
-        <w:t xml:space="preserve">    style S2 fill:#eff6ff,stroke:#3b82f6,color:#1e3a8a</w:t>
-      </w:r>
-      <w:r>
-        <w:br/>
-      </w:r>
-      <w:r>
-        <w:rPr>
-          <w:rStyle w:val="VerbatimChar"/>
-        </w:rPr>
-        <w:t xml:space="preserve">    style S3 fill:#f0fdf4,stroke:#22c55e,color:#14532d</w:t>
+        <w:pStyle w:val="CaptionedFigure"/>
+      </w:pPr>
+      <w:r>
+        <w:drawing>
+          <wp:inline>
+            <wp:extent cx="5334000" cy="5984748"/>
+            <wp:effectExtent b="0" l="0" r="0" t="0"/>
+            <wp:docPr descr="Resumen Gráfico: Arquitectura computacional desacoplada de Incendios_PY" title="" id="14" name="Picture"/>
+            <a:graphic>
+              <a:graphicData uri="http://schemas.openxmlformats.org/drawingml/2006/picture">
+                <pic:pic>
+                  <pic:nvPicPr>
+                    <pic:cNvPr descr="figuras/fig01_arquitectura_desacoplada_pele.png" id="15" name="Picture"/>
+                    <pic:cNvPicPr>
+                      <a:picLocks noChangeArrowheads="1" noChangeAspect="1"/>
+                    </pic:cNvPicPr>
+                  </pic:nvPicPr>
+                  <pic:blipFill>
+                    <a:blip r:embed="rId13"/>
+                    <a:stretch>
+                      <a:fillRect/>
+                    </a:stretch>
+                  </pic:blipFill>
+                  <pic:spPr bwMode="auto">
+                    <a:xfrm>
+                      <a:off x="0" y="0"/>
+                      <a:ext cx="5334000" cy="5984748"/>
+                    </a:xfrm>
+                    <a:prstGeom prst="rect">
+                      <a:avLst/>
+                    </a:prstGeom>
+                    <a:noFill/>
+                    <a:ln w="9525">
+                      <a:noFill/>
+                      <a:headEnd/>
+                      <a:tailEnd/>
+                    </a:ln>
+                  </pic:spPr>
+                </pic:pic>
+              </a:graphicData>
+            </a:graphic>
+          </wp:inline>
+        </w:drawing>
+      </w:r>
+    </w:p>
+    <w:p>
+      <w:pPr>
+        <w:pStyle w:val="ImageCaption"/>
+      </w:pPr>
+      <w:r>
+        <w:t xml:space="preserve">Resumen Gráfico: Arquitectura computacional desacoplada de Incendios_PY</w:t>
       </w:r>
     </w:p>
     <w:p>
@@ -822,8 +695,8 @@
         </w:pict>
       </w:r>
     </w:p>
-    <w:bookmarkEnd w:id="13"/>
-    <w:bookmarkStart w:id="16" w:name="resumen-abstract-keywords"/>
+    <w:bookmarkEnd w:id="16"/>
+    <w:bookmarkStart w:id="19" w:name="resumen-abstract-keywords"/>
     <w:p>
       <w:pPr>
         <w:pStyle w:val="Heading1"/>
@@ -832,7 +705,7 @@
         <w:t xml:space="preserve">5. Resumen / Abstract &amp; Keywords</w:t>
       </w:r>
     </w:p>
-    <w:bookmarkStart w:id="14" w:name="resumen-español"/>
+    <w:bookmarkStart w:id="17" w:name="resumen-español"/>
     <w:p>
       <w:pPr>
         <w:pStyle w:val="Heading3"/>
@@ -1071,8 +944,8 @@
         </w:pict>
       </w:r>
     </w:p>
-    <w:bookmarkEnd w:id="14"/>
-    <w:bookmarkStart w:id="15" w:name="abstract-english"/>
+    <w:bookmarkEnd w:id="17"/>
+    <w:bookmarkStart w:id="18" w:name="abstract-english"/>
     <w:p>
       <w:pPr>
         <w:pStyle w:val="Heading3"/>
@@ -1240,9 +1113,9 @@
         </w:pict>
       </w:r>
     </w:p>
-    <w:bookmarkEnd w:id="15"/>
-    <w:bookmarkEnd w:id="16"/>
-    <w:bookmarkStart w:id="28" w:name="Xc3df9541fd9aa2ebc242b360f3fcbbede422e9d"/>
+    <w:bookmarkEnd w:id="18"/>
+    <w:bookmarkEnd w:id="19"/>
+    <w:bookmarkStart w:id="31" w:name="Xc3df9541fd9aa2ebc242b360f3fcbbede422e9d"/>
     <w:p>
       <w:pPr>
         <w:pStyle w:val="Heading1"/>
@@ -1251,7 +1124,7 @@
         <w:t xml:space="preserve">6. Declaraciones Obligatorias de Elsevier / Declarations</w:t>
       </w:r>
     </w:p>
-    <w:bookmarkStart w:id="18" w:name="X70f8decb7765084b7f9d2e73c83f15df9b20afc"/>
+    <w:bookmarkStart w:id="21" w:name="X70f8decb7765084b7f9d2e73c83f15df9b20afc"/>
     <w:p>
       <w:pPr>
         <w:pStyle w:val="Heading3"/>
@@ -1512,7 +1385,7 @@
       <w:r>
         <w:t xml:space="preserve"> </w:t>
       </w:r>
-      <w:hyperlink r:id="rId17">
+      <w:hyperlink r:id="rId20">
         <w:r>
           <w:rPr>
             <w:rStyle w:val="Hyperlink"/>
@@ -1521,8 +1394,8 @@
         </w:r>
       </w:hyperlink>
     </w:p>
-    <w:bookmarkEnd w:id="18"/>
-    <w:bookmarkStart w:id="24" w:name="X2e6a9152266b96449fe18b3a1b6306101b90c46"/>
+    <w:bookmarkEnd w:id="21"/>
+    <w:bookmarkStart w:id="27" w:name="X2e6a9152266b96449fe18b3a1b6306101b90c46"/>
     <w:p>
       <w:pPr>
         <w:pStyle w:val="Heading3"/>
@@ -1563,7 +1436,7 @@
       <w:r>
         <w:t xml:space="preserve"> </w:t>
       </w:r>
-      <w:hyperlink r:id="rId19">
+      <w:hyperlink r:id="rId22">
         <w:r>
           <w:rPr>
             <w:rStyle w:val="Hyperlink"/>
@@ -1596,7 +1469,7 @@
       <w:r>
         <w:t xml:space="preserve">Copernicus CDS ERA5-Land a través de la API abierta de Open-Meteo Historical Archive (</w:t>
       </w:r>
-      <w:hyperlink r:id="rId20">
+      <w:hyperlink r:id="rId23">
         <w:r>
           <w:rPr>
             <w:rStyle w:val="Hyperlink"/>
@@ -1629,7 +1502,7 @@
       <w:r>
         <w:t xml:space="preserve">Colección MapBiomas Chaco (</w:t>
       </w:r>
-      <w:hyperlink r:id="rId21">
+      <w:hyperlink r:id="rId24">
         <w:r>
           <w:rPr>
             <w:rStyle w:val="Hyperlink"/>
@@ -1640,7 +1513,7 @@
       <w:r>
         <w:t xml:space="preserve">) y Bosque Atlántico (</w:t>
       </w:r>
-      <w:hyperlink r:id="rId22">
+      <w:hyperlink r:id="rId25">
         <w:r>
           <w:rPr>
             <w:rStyle w:val="Hyperlink"/>
@@ -1673,7 +1546,7 @@
       <w:r>
         <w:t xml:space="preserve">Marco geoBoundaries ADM0 y ADM1 (</w:t>
       </w:r>
-      <w:hyperlink r:id="rId23">
+      <w:hyperlink r:id="rId26">
         <w:r>
           <w:rPr>
             <w:rStyle w:val="Hyperlink"/>
@@ -1691,8 +1564,8 @@
         <w:t xml:space="preserve">Los datasets consolidados y procesados se distribuyen en formato Parquet comprimido ZSTD dentro del repositorio bajo licencia Creative Commons CC BY 4.0.</w:t>
       </w:r>
     </w:p>
-    <w:bookmarkEnd w:id="24"/>
-    <w:bookmarkStart w:id="25" w:name="c.-financiamiento-funding"/>
+    <w:bookmarkEnd w:id="27"/>
+    <w:bookmarkStart w:id="28" w:name="c.-financiamiento-funding"/>
     <w:p>
       <w:pPr>
         <w:pStyle w:val="Heading3"/>
@@ -1709,8 +1582,8 @@
         <w:t xml:space="preserve">Esta investigación fue realizada como un desarrollo de investigación independiente y de acceso abierto autofinanciado por el autor. No se recibieron subvenciones específicas de organismos del sector público, comercial o sin fines de lucro.</w:t>
       </w:r>
     </w:p>
-    <w:bookmarkEnd w:id="25"/>
-    <w:bookmarkStart w:id="26" w:name="Xae657ab1a92bd8f09f57de06fc35a8d594aaeca"/>
+    <w:bookmarkEnd w:id="28"/>
+    <w:bookmarkStart w:id="29" w:name="Xae657ab1a92bd8f09f57de06fc35a8d594aaeca"/>
     <w:p>
       <w:pPr>
         <w:pStyle w:val="Heading3"/>
@@ -1727,8 +1600,8 @@
         <w:t xml:space="preserve">El autor declara que no existen conflictos de interés financieros, institucionales ni personales que hayan podido influir en el diseño, análisis, interpretación o presentación de los resultados expuestos en este manuscrito.</w:t>
       </w:r>
     </w:p>
-    <w:bookmarkEnd w:id="26"/>
-    <w:bookmarkStart w:id="27" w:name="X165867c682dba5cbdd9d30e774da206830c2fdb"/>
+    <w:bookmarkEnd w:id="29"/>
+    <w:bookmarkStart w:id="30" w:name="X165867c682dba5cbdd9d30e774da206830c2fdb"/>
     <w:p>
       <w:pPr>
         <w:pStyle w:val="Heading3"/>
@@ -1759,8 +1632,8 @@
         <w:t xml:space="preserve">Conceptualización, Metodología, Software, Validación, Análisis Formal, Investigación, Recursos, Curación de Datos, Redacción - Borrador Original, Redacción - Revisión y Edición, Visualización, Supervisión y Administración del Proyecto.</w:t>
       </w:r>
     </w:p>
-    <w:bookmarkEnd w:id="27"/>
-    <w:bookmarkEnd w:id="28"/>
+    <w:bookmarkEnd w:id="30"/>
+    <w:bookmarkEnd w:id="31"/>
     <w:sectPr>
       <w:footnotePr>
         <w:numRestart w:val="eachSect"/>

--- a/title_page.docx
+++ b/title_page.docx
@@ -640,14 +640,14 @@
       <w:r>
         <w:drawing>
           <wp:inline>
-            <wp:extent cx="5334000" cy="5984748"/>
+            <wp:extent cx="5334000" cy="2206591"/>
             <wp:effectExtent b="0" l="0" r="0" t="0"/>
-            <wp:docPr descr="Resumen Gráfico: Arquitectura computacional desacoplada de Incendios_PY" title="" id="14" name="Picture"/>
+            <wp:docPr descr="Graphical Abstract: Decoupled GeoAI Framework for Operational Wildfire Hazard in Paraguay" title="" id="14" name="Picture"/>
             <a:graphic>
               <a:graphicData uri="http://schemas.openxmlformats.org/drawingml/2006/picture">
                 <pic:pic>
                   <pic:nvPicPr>
-                    <pic:cNvPr descr="figuras/fig01_arquitectura_desacoplada_pele.png" id="15" name="Picture"/>
+                    <pic:cNvPr descr="figuras/fig01_arquitectura_impacto_nature.png" id="15" name="Picture"/>
                     <pic:cNvPicPr>
                       <a:picLocks noChangeArrowheads="1" noChangeAspect="1"/>
                     </pic:cNvPicPr>
@@ -661,7 +661,7 @@
                   <pic:spPr bwMode="auto">
                     <a:xfrm>
                       <a:off x="0" y="0"/>
-                      <a:ext cx="5334000" cy="5984748"/>
+                      <a:ext cx="5334000" cy="2206591"/>
                     </a:xfrm>
                     <a:prstGeom prst="rect">
                       <a:avLst/>
@@ -685,7 +685,7 @@
         <w:pStyle w:val="ImageCaption"/>
       </w:pPr>
       <w:r>
-        <w:t xml:space="preserve">Resumen Gráfico: Arquitectura computacional desacoplada de Incendios_PY</w:t>
+        <w:t xml:space="preserve">Graphical Abstract: Decoupled GeoAI Framework for Operational Wildfire Hazard in Paraguay</w:t>
       </w:r>
     </w:p>
     <w:p>

--- a/title_page.docx
+++ b/title_page.docx
@@ -640,7 +640,7 @@
       <w:r>
         <w:drawing>
           <wp:inline>
-            <wp:extent cx="5334000" cy="2206591"/>
+            <wp:extent cx="5334000" cy="2335306"/>
             <wp:effectExtent b="0" l="0" r="0" t="0"/>
             <wp:docPr descr="Graphical Abstract: Decoupled GeoAI Framework for Operational Wildfire Hazard in Paraguay" title="" id="14" name="Picture"/>
             <a:graphic>
@@ -661,7 +661,7 @@
                   <pic:spPr bwMode="auto">
                     <a:xfrm>
                       <a:off x="0" y="0"/>
-                      <a:ext cx="5334000" cy="2206591"/>
+                      <a:ext cx="5334000" cy="2335306"/>
                     </a:xfrm>
                     <a:prstGeom prst="rect">
                       <a:avLst/>

--- a/title_page.docx
+++ b/title_page.docx
@@ -15,7 +15,7 @@
         <w:pStyle w:val="Subtitle"/>
       </w:pPr>
       <w:r>
-        <w:t xml:space="preserve">Desacoplando el Peligro Biofísico de Ignición y la Propagación Táctica de Incendios Forestales en el Gran Chaco mediante GeoAI Multiescala (2015–2025)</w:t>
+        <w:t xml:space="preserve">Desacoplando el Peligro Biofísico de Ignición y la Propagación Táctica de Incendios Forestales en el Gran Chaco mediante GeoAI Multiescala (2018–2025)</w:t>
       </w:r>
     </w:p>
     <w:p>
@@ -58,7 +58,7 @@
           <w:i/>
           <w:iCs/>
         </w:rPr>
-        <w:t xml:space="preserve">Desacoplando el peligro biofísico de ignición y la propagación táctica de incendios forestales en el Gran Chaco mediante GeoAI multiescala (2015–2025)</w:t>
+        <w:t xml:space="preserve">Desacoplando el peligro biofísico de ignición y la propagación táctica de incendios forestales en el Gran Chaco mediante GeoAI multiescala (2018–2025)</w:t>
       </w:r>
     </w:p>
     <w:p>
@@ -110,7 +110,7 @@
           <w:i/>
           <w:iCs/>
         </w:rPr>
-        <w:t xml:space="preserve">Decoupling Biophysical Ignition Hazard and Tactical Wildfire Propagation in the Gran Chaco via Multiscale GeoAI (2015–2025)</w:t>
+        <w:t xml:space="preserve">Decoupling Biophysical Ignition Hazard and Tactical Wildfire Propagation in the Gran Chaco via Multiscale GeoAI (2018–2025)</w:t>
       </w:r>
     </w:p>
     <w:p>
@@ -162,7 +162,7 @@
           <w:i/>
           <w:iCs/>
         </w:rPr>
-        <w:t xml:space="preserve">Decoupled GeoAI Wildfire Hazard in the Gran Chaco (2015–2025)</w:t>
+        <w:t xml:space="preserve">Decoupled GeoAI Wildfire Hazard in the Gran Chaco (2018–2025)</w:t>
       </w:r>
     </w:p>
     <w:p>
@@ -640,7 +640,7 @@
       <w:r>
         <w:drawing>
           <wp:inline>
-            <wp:extent cx="5334000" cy="2335306"/>
+            <wp:extent cx="5334000" cy="2336234"/>
             <wp:effectExtent b="0" l="0" r="0" t="0"/>
             <wp:docPr descr="Graphical Abstract: Decoupled GeoAI Framework for Operational Wildfire Hazard in Paraguay" title="" id="14" name="Picture"/>
             <a:graphic>
@@ -661,7 +661,7 @@
                   <pic:spPr bwMode="auto">
                     <a:xfrm>
                       <a:off x="0" y="0"/>
-                      <a:ext cx="5334000" cy="2335306"/>
+                      <a:ext cx="5334000" cy="2336234"/>
                     </a:xfrm>
                     <a:prstGeom prst="rect">
                       <a:avLst/>
@@ -741,17 +741,27 @@
         <w:t xml:space="preserve">Incendios_PY</w:t>
       </w:r>
       <w:r>
-        <w:t xml:space="preserve">, una arquitectura computacional GeoAI multiescala y desacoplada para la República del Paraguay (400.006 celdas soberanas a resolución de 1 km²), diseñada para la serie decenal 2015–2025. El sistema implementa un cribado biofísico de primera etapa (</w:t>
+        <w:t xml:space="preserve">, una arquitectura computacional GeoAI multiescala y desacoplada para la República del Paraguay (400.006 celdas soberanas a resolución de 1 km²), fundamentada sobre una serie multianual homogénea de 8 años (2018–2025). La delimitación estricta de este horizonte temporal responde a un criterio de máxima fidelidad y rigor en teledetección: preserva la constelación orbital dual idéntica (Suomi-NPP y NOAA-20 en sobrevuelo coordinado continuo), erradicando el sesgo de esfuerzo observacional (</w:t>
       </w:r>
       <w:r>
         <w:rPr>
           <w:i/>
           <w:iCs/>
         </w:rPr>
+        <w:t xml:space="preserve">sensor shift</w:t>
+      </w:r>
+      <w:r>
+        <w:t xml:space="preserve">) inherente a la inclusión de sensores asimétricos previos a 2018. El sistema implementa un cribado biofísico de primera etapa (</w:t>
+      </w:r>
+      <w:r>
+        <w:rPr>
+          <w:i/>
+          <w:iCs/>
+        </w:rPr>
         <w:t xml:space="preserve">Two-Stage Bio-physical Gating</w:t>
       </w:r>
       <w:r>
-        <w:t xml:space="preserve">) basado en déficit de presión de vapor (</w:t>
+        <w:t xml:space="preserve">) basado en presencia de combustible vegetal, déficit de presión de vapor (</w:t>
       </w:r>
       <m:oMath>
         <m:r>
@@ -790,20 +800,6 @@
         </m:r>
       </m:oMath>
       <w:r>
-        <w:t xml:space="preserve">), persistencia de días secos consecutivos (</w:t>
-      </w:r>
-      <m:oMath>
-        <m:r>
-          <m:t>C</m:t>
-        </m:r>
-        <m:r>
-          <m:t>D</m:t>
-        </m:r>
-        <m:r>
-          <m:t>D</m:t>
-        </m:r>
-      </m:oMath>
-      <w:r>
         <w:t xml:space="preserve">) y lluvia antecedente de 48 horas (</w:t>
       </w:r>
       <m:oMath>
@@ -890,7 +886,24 @@
         <w:t xml:space="preserve"> </w:t>
       </w:r>
       <w:r>
-        <w:t xml:space="preserve">multianual y una zona muerta de amortiguamiento (</w:t>
+        <w:t xml:space="preserve">multianual (entrenamiento 2018–2022, validación 2023 y test ciego en la crisis extrema 2024–2025 sobre</w:t>
+      </w:r>
+      <w:r>
+        <w:t xml:space="preserve"> </w:t>
+      </w:r>
+      <m:oMath>
+        <m:r>
+          <m:t>1.841</m:t>
+        </m:r>
+        <m:r>
+          <m:t>.147</m:t>
+        </m:r>
+      </m:oMath>
+      <w:r>
+        <w:t xml:space="preserve"> </w:t>
+      </w:r>
+      <w:r>
+        <w:t xml:space="preserve">celdas) y una zona muerta de amortiguamiento (</w:t>
       </w:r>
       <w:r>
         <w:rPr>
@@ -900,7 +913,7 @@
         <w:t xml:space="preserve">dead-zone buffer</w:t>
       </w:r>
       <w:r>
-        <w:t xml:space="preserve">) de 20 km— demuestra una superioridad estadística sistemática frente a los sistemas canónicos internacionales: el modelo de ignición supera al Canadian FWI (ROC-AUC 0,771 vs. 0,389) y al INPE Risco de Fogo (0,399), mientras que la capa de propagación alcanza una precisión táctica del 97,71 % con solo 3 falsos positivos en el Chaco. Implementado en un pipeline</w:t>
+        <w:t xml:space="preserve">) de 20 km— demuestra una superioridad estadística sistemática frente a los sistemas canónicos internacionales: el modelo de ignición física supera al Canadian FWI (ROC-AUC 0,722 vs. 0,518 en Chaco; 0,798 vs. 0,606 en Oriental) y al INPE Risco de Fogo (0,504 y 0,587), mientras que la capa de propagación alcanza un ROC-AUC de 0,874 y una precisión táctica del 86,73 % en el Chaco. Implementado en un pipeline</w:t>
       </w:r>
       <w:r>
         <w:t xml:space="preserve"> </w:t>
@@ -971,7 +984,17 @@
         <w:t xml:space="preserve">Incendios_PY</w:t>
       </w:r>
       <w:r>
-        <w:t xml:space="preserve">, an open-source, multiscale, decoupled GeoAI computational framework for the Republic of Paraguay (400,006 sovereign 1-km² grid cells) designed over a decadal observation horizon (2015–2025). The architecture incorporates a first-stage biophysical gating mechanism that conditions candidate evaluation on vapor pressure deficit thresholds (</w:t>
+        <w:t xml:space="preserve">, an open-source, multiscale, decoupled GeoAI computational framework for the Republic of Paraguay (400,006 sovereign 1-km² grid cells) established over an 8-year homogeneous multi-annual baseline (2018–2025). This observation window is strictly anchored to the dual-satellite VIIRS 375-m constellation (Suomi-NPP and NOAA-20 operating in continuous orbital tandem), systematically eliminating observational effort bias (</w:t>
+      </w:r>
+      <w:r>
+        <w:rPr>
+          <w:i/>
+          <w:iCs/>
+        </w:rPr>
+        <w:t xml:space="preserve">sensor shift</w:t>
+      </w:r>
+      <w:r>
+        <w:t xml:space="preserve">) and ensuring uniform detection probability. The architecture incorporates a first-stage biophysical gating mechanism that conditions candidate evaluation on biomass fuel presence, vapor pressure deficit thresholds (</w:t>
       </w:r>
       <m:oMath>
         <m:r>
@@ -1001,20 +1024,6 @@
         </m:r>
       </m:oMath>
       <w:r>
-        <w:t xml:space="preserve">), consecutive dry days (</w:t>
-      </w:r>
-      <m:oMath>
-        <m:r>
-          <m:t>C</m:t>
-        </m:r>
-        <m:r>
-          <m:t>D</m:t>
-        </m:r>
-        <m:r>
-          <m:t>D</m:t>
-        </m:r>
-      </m:oMath>
-      <w:r>
         <w:t xml:space="preserve">), and antecedent 48-hour rainfall (</w:t>
       </w:r>
       <m:oMath>
@@ -1085,7 +1094,39 @@
         <w:t xml:space="preserve"> </w:t>
       </w:r>
       <w:r>
-        <w:t xml:space="preserve">derived from VIIRS 375-m active thermal anomalies. Rigorous spatial validation—utilizing multiannual out-of-time temporal holdouts and an explicit 20-km dead-zone spatial exclusion buffer—demonstrates that the biophysical ignition model outperforms both the Canadian FWI (ROC-AUC 0.771 vs. 0.389) and INPE’s Risco de Fogo (0.399) in the Oriental Region, while the tactical propagation model achieves 97.71% precision with only 3 false positives in the Chaco. Built upon a zero-copy analytical pipeline in DuckDB and Polars, the system evaluates the entire national territory in 0.75 seconds on standard consumer ARM64 processors, providing an open, reproducible, and computationally efficient benchmark for environmental hazard warning systems.</w:t>
+        <w:t xml:space="preserve">derived from VIIRS 375-m active thermal anomalies. Rigorous spatial validation—utilizing multiannual out-of-time temporal holdouts (training 2018–2022, validation 2023, and blind testing on the 2024–2025 extreme wildfire crisis across</w:t>
+      </w:r>
+      <w:r>
+        <w:t xml:space="preserve"> </w:t>
+      </w:r>
+      <m:oMath>
+        <m:r>
+          <m:t>1</m:t>
+        </m:r>
+        <m:r>
+          <m:rPr>
+            <m:sty m:val="p"/>
+          </m:rPr>
+          <m:t>,</m:t>
+        </m:r>
+        <m:r>
+          <m:t>841</m:t>
+        </m:r>
+        <m:r>
+          <m:rPr>
+            <m:sty m:val="p"/>
+          </m:rPr>
+          <m:t>,</m:t>
+        </m:r>
+        <m:r>
+          <m:t>147</m:t>
+        </m:r>
+      </m:oMath>
+      <w:r>
+        <w:t xml:space="preserve"> </w:t>
+      </w:r>
+      <w:r>
+        <w:t xml:space="preserve">holdout cell-days) alongside an explicit 20-km dead-zone spatial exclusion buffer—demonstrates that the biophysical ignition model outperforms both the Canadian FWI (ROC-AUC 0.722 vs. 0.518 in Chaco; 0.798 vs. 0.606 in Oriental) and INPE’s Risco de Fogo (0.504 and 0.587), while the tactical propagation model achieves an ROC-AUC of 0.874 with 86.73% tactical precision in the Chaco. Built upon a zero-copy analytical pipeline in DuckDB and Polars, the system evaluates the entire national territory in 0.75 seconds on standard consumer ARM64 processors, providing an open, reproducible, and computationally efficient benchmark for environmental hazard warning systems.</w:t>
       </w:r>
     </w:p>
     <w:p>

--- a/title_page.docx
+++ b/title_page.docx
@@ -84,7 +84,7 @@
           <w:i/>
           <w:iCs/>
         </w:rPr>
-        <w:t xml:space="preserve">Un marco computacional reproducible de dos etapas para la predicción a 24 horas y benchmarking internacional frente a Canadian FWI e INPE</w:t>
+        <w:t xml:space="preserve">Un marco computacional reproducible de dos etapas para el nowcasting diario de peligro y benchmarking internacional frente a Canadian FWI e INPE</w:t>
       </w:r>
     </w:p>
     <w:p>
@@ -136,7 +136,7 @@
           <w:i/>
           <w:iCs/>
         </w:rPr>
-        <w:t xml:space="preserve">A Reproducible Two-Stage Computational Framework for 24-Hour Forecasting and International Benchmarking Against Canadian FWI and INPE</w:t>
+        <w:t xml:space="preserve">A Reproducible Two-Stage Computational Framework for Daily Hazard Nowcasting and International Benchmarking Against Canadian FWI and INPE</w:t>
       </w:r>
     </w:p>
     <w:p>
@@ -484,13 +484,13 @@
           <w:b/>
           <w:bCs/>
         </w:rPr>
-        <w:t xml:space="preserve">Two-stage bio-physical gating filters 92% of national cells with zero data loss.</w:t>
-      </w:r>
-      <w:r>
-        <w:t xml:space="preserve"> </w:t>
-      </w:r>
-      <w:r>
-        <w:t xml:space="preserve">(83 chars)</w:t>
+        <w:t xml:space="preserve">Two-stage bio-physical gating cuts 39.2% of national cells (89.9% recall).</w:t>
+      </w:r>
+      <w:r>
+        <w:t xml:space="preserve"> </w:t>
+      </w:r>
+      <w:r>
+        <w:t xml:space="preserve">(77 chars)</w:t>
       </w:r>
     </w:p>
     <w:p>
@@ -585,13 +585,13 @@
           <w:b/>
           <w:bCs/>
         </w:rPr>
-        <w:t xml:space="preserve">Spatial 20-km dead-zone buffer eliminates spatial autocorrelation leakage.</w:t>
-      </w:r>
-      <w:r>
-        <w:t xml:space="preserve"> </w:t>
-      </w:r>
-      <w:r>
-        <w:t xml:space="preserve">(79 chars)</w:t>
+        <w:t xml:space="preserve">20-km negative-sampling buffer and temporal holdout; spatial holdout pending.</w:t>
+      </w:r>
+      <w:r>
+        <w:t xml:space="preserve"> </w:t>
+      </w:r>
+      <w:r>
+        <w:t xml:space="preserve">(74 chars)</w:t>
       </w:r>
     </w:p>
     <w:p>
@@ -719,17 +719,7 @@
         <w:pStyle w:val="FirstParagraph"/>
       </w:pPr>
       <w:r>
-        <w:t xml:space="preserve">La predicción operativa de incendios forestales mediante aprendizaje automático enfrenta con frecuencia dos fallas metodológicas graves en la literatura de geociencias: el sesgo de atajo espacial (</w:t>
-      </w:r>
-      <w:r>
-        <w:rPr>
-          <w:i/>
-          <w:iCs/>
-        </w:rPr>
-        <w:t xml:space="preserve">spatial shortcut learning</w:t>
-      </w:r>
-      <w:r>
-        <w:t xml:space="preserve">) derivado de la autocorrelación de plumas térmicas continuas, y la incapacidad de los índices climáticos boreales canónicos (como el Canadian FWI) para capturar la dinámica de deforestación y estrés hídrico en biomas subtropicales como el Gran Chaco. En este trabajo presentamos</w:t>
+        <w:t xml:space="preserve">La predicción operativa de incendios forestales mediante aprendizaje automático enfrenta dos fallas metodológicas: el sesgo de atajo espacial y la dificultad de los índices boreales (como el Canadian FWI) en biomas subtropicales. Presentamos</w:t>
       </w:r>
       <w:r>
         <w:t xml:space="preserve"> </w:t>
@@ -741,113 +731,34 @@
         <w:t xml:space="preserve">Incendios_PY</w:t>
       </w:r>
       <w:r>
-        <w:t xml:space="preserve">, una arquitectura computacional GeoAI multiescala y desacoplada para la República del Paraguay (400.006 celdas soberanas a resolución de 1 km²), fundamentada sobre una serie multianual homogénea de 8 años (2018–2025). La delimitación estricta de este horizonte temporal responde a un criterio de máxima fidelidad y rigor en teledetección: preserva la constelación orbital dual idéntica (Suomi-NPP y NOAA-20 en sobrevuelo coordinado continuo), erradicando el sesgo de esfuerzo observacional (</w:t>
-      </w:r>
-      <w:r>
-        <w:rPr>
-          <w:i/>
-          <w:iCs/>
-        </w:rPr>
-        <w:t xml:space="preserve">sensor shift</w:t>
-      </w:r>
-      <w:r>
-        <w:t xml:space="preserve">) inherente a la inclusión de sensores asimétricos previos a 2018. El sistema implementa un cribado biofísico de primera etapa (</w:t>
-      </w:r>
-      <w:r>
-        <w:rPr>
-          <w:i/>
-          <w:iCs/>
-        </w:rPr>
-        <w:t xml:space="preserve">Two-Stage Bio-physical Gating</w:t>
-      </w:r>
-      <w:r>
-        <w:t xml:space="preserve">) basado en presencia de combustible vegetal, déficit de presión de vapor (</w:t>
+        <w:t xml:space="preserve">, una arquitectura GeoAI multiescala y desacoplada para Paraguay (400.006 celdas de 1 km², 2018–2025). El gating biofísico reduce el 39,2 % de las celdas-día y retiene el 89,94 % de las detecciones térmicas. Para evitar fugas, los priors históricos usan un corte mensual y una ventana móvil de 3 años. El modelo híbrido</w:t>
+      </w:r>
+      <w:r>
+        <w:t xml:space="preserve"> </w:t>
       </w:r>
       <m:oMath>
-        <m:r>
-          <m:t>V</m:t>
-        </m:r>
-        <m:r>
-          <m:t>P</m:t>
-        </m:r>
-        <m:r>
-          <m:t>D</m:t>
-        </m:r>
-        <m:r>
-          <m:rPr>
-            <m:sty m:val="p"/>
-          </m:rPr>
-          <m:t>≥</m:t>
-        </m:r>
-        <m:r>
-          <m:t>0</m:t>
-        </m:r>
-        <m:r>
-          <m:rPr>
-            <m:sty m:val="p"/>
-          </m:rPr>
-          <m:t>,</m:t>
-        </m:r>
-        <m:r>
-          <m:t>8</m:t>
-        </m:r>
-        <m:r>
-          <m:rPr>
-            <m:nor/>
-            <m:sty m:val="p"/>
-          </m:rPr>
-          <m:t> kPa</m:t>
-        </m:r>
+        <m:sSub>
+          <m:e>
+            <m:r>
+              <m:rPr>
+                <m:scr m:val="script"/>
+                <m:sty m:val="p"/>
+              </m:rPr>
+              <m:t>M</m:t>
+            </m:r>
+          </m:e>
+          <m:sub>
+            <m:r>
+              <m:t>3</m:t>
+            </m:r>
+          </m:sub>
+        </m:sSub>
       </m:oMath>
       <w:r>
-        <w:t xml:space="preserve">) y lluvia antecedente de 48 horas (</w:t>
-      </w:r>
-      <m:oMath>
-        <m:r>
-          <m:rPr>
-            <m:sty m:val="p"/>
-          </m:rPr>
-          <m:t>&lt;</m:t>
-        </m:r>
-        <m:r>
-          <m:t>10</m:t>
-        </m:r>
-        <m:r>
-          <m:rPr>
-            <m:nor/>
-            <m:sty m:val="p"/>
-          </m:rPr>
-          <m:t> mm</m:t>
-        </m:r>
-      </m:oMath>
-      <w:r>
-        <w:t xml:space="preserve">), reduciendo la superficie evaluada sin pérdida de sensibilidad. Para evitar que el modelo aprenda atajos espaciales espurios, separamos analítica y computacionalmente dos capas: (1)</w:t>
-      </w:r>
-      <w:r>
-        <w:t xml:space="preserve"> </w:t>
-      </w:r>
-      <w:r>
-        <w:rPr>
-          <w:b/>
-          <w:bCs/>
-        </w:rPr>
-        <w:t xml:space="preserve">Ignición Primaria Física</w:t>
-      </w:r>
-      <w:r>
-        <w:t xml:space="preserve">, dependiente exclusivamente de relaciones meteorológicas no lineales, combustible MapBiomas y contraste de ecotono; y (2)</w:t>
-      </w:r>
-      <w:r>
-        <w:t xml:space="preserve"> </w:t>
-      </w:r>
-      <w:r>
-        <w:rPr>
-          <w:b/>
-          <w:bCs/>
-        </w:rPr>
-        <w:t xml:space="preserve">Propagación Táctica Local</w:t>
-      </w:r>
-      <w:r>
-        <w:t xml:space="preserve">, gobernada por un kernel causal espacial de contagio a retardo</w:t>
+        <w:t xml:space="preserve"> </w:t>
+      </w:r>
+      <w:r>
+        <w:t xml:space="preserve">combina clima, un perfil de combustible sintético de referencia (MapBiomas real pendiente), ecotono, corredores antrópicos y priors causales; la propagación táctica usa un kernel causal</w:t>
       </w:r>
       <w:r>
         <w:t xml:space="preserve"> </w:t>
@@ -867,31 +778,18 @@
         </m:r>
       </m:oMath>
       <w:r>
-        <w:t xml:space="preserve"> </w:t>
-      </w:r>
-      <w:r>
-        <w:t xml:space="preserve">alimentado por detecciones térmicas VIIRS (375 m). La validación espaciotemporal estricta —con partición</w:t>
-      </w:r>
-      <w:r>
-        <w:t xml:space="preserve"> </w:t>
-      </w:r>
-      <w:r>
-        <w:rPr>
-          <w:i/>
-          <w:iCs/>
-        </w:rPr>
-        <w:t xml:space="preserve">out-of-time</w:t>
-      </w:r>
-      <w:r>
-        <w:t xml:space="preserve"> </w:t>
-      </w:r>
-      <w:r>
-        <w:t xml:space="preserve">multianual (entrenamiento 2018–2022, validación 2023 y test ciego en la crisis extrema 2024–2025 sobre</w:t>
-      </w:r>
-      <w:r>
-        <w:t xml:space="preserve"> </w:t>
+        <w:t xml:space="preserve">. La evaluación es un holdout temporal 2024–2025 (</w:t>
       </w:r>
       <m:oMath>
+        <m:r>
+          <m:t>N</m:t>
+        </m:r>
+        <m:r>
+          <m:rPr>
+            <m:sty m:val="p"/>
+          </m:rPr>
+          <m:t>=</m:t>
+        </m:r>
         <m:r>
           <m:t>1.841</m:t>
         </m:r>
@@ -900,36 +798,57 @@
         </m:r>
       </m:oMath>
       <w:r>
-        <w:t xml:space="preserve"> </w:t>
-      </w:r>
-      <w:r>
-        <w:t xml:space="preserve">celdas) y una zona muerta de amortiguamiento (</w:t>
-      </w:r>
-      <w:r>
-        <w:rPr>
-          <w:i/>
-          <w:iCs/>
-        </w:rPr>
-        <w:t xml:space="preserve">dead-zone buffer</w:t>
-      </w:r>
-      <w:r>
-        <w:t xml:space="preserve">) de 20 km— demuestra una superioridad estadística sistemática frente a los sistemas canónicos internacionales: el modelo de ignición física supera al Canadian FWI (ROC-AUC 0,722 vs. 0,518 en Chaco; 0,798 vs. 0,606 en Oriental) y al INPE Risco de Fogo (0,504 y 0,587), mientras que la capa de propagación alcanza un ROC-AUC de 0,874 y una precisión táctica del 86,73 % en el Chaco. Implementado en un pipeline</w:t>
-      </w:r>
-      <w:r>
-        <w:t xml:space="preserve"> </w:t>
-      </w:r>
-      <w:r>
-        <w:rPr>
-          <w:i/>
-          <w:iCs/>
-        </w:rPr>
-        <w:t xml:space="preserve">zero-copy</w:t>
-      </w:r>
-      <w:r>
-        <w:t xml:space="preserve"> </w:t>
-      </w:r>
-      <w:r>
-        <w:t xml:space="preserve">(DuckDB y Polars), el servicio evalúa el territorio nacional completo en 0,75 segundos en procesadores ARM64 estándar, garantizando total reproducibilidad y soberanía operativa para agencias de gestión de emergencias y servicios forestales.</w:t>
+        <w:t xml:space="preserve">); el buffer de 20 km se aplica al muestreo de pseudo-ausencias, no a un holdout espacial.</w:t>
+      </w:r>
+      <w:r>
+        <w:t xml:space="preserve"> </w:t>
+      </w:r>
+      <m:oMath>
+        <m:sSub>
+          <m:e>
+            <m:r>
+              <m:rPr>
+                <m:scr m:val="script"/>
+                <m:sty m:val="p"/>
+              </m:rPr>
+              <m:t>M</m:t>
+            </m:r>
+          </m:e>
+          <m:sub>
+            <m:r>
+              <m:t>3</m:t>
+            </m:r>
+          </m:sub>
+        </m:sSub>
+      </m:oMath>
+      <w:r>
+        <w:t xml:space="preserve"> </w:t>
+      </w:r>
+      <w:r>
+        <w:t xml:space="preserve">obtiene ROC-AUC 0,7858/0,8277 (Chaco/Oriental), frente a 0,5183/0,6055 del FWI (ISI) y 0,5036/0,5865 del proxy INPE; la propagación alcanza 0,9121/0,8671. Las precisiones case-control</w:t>
+      </w:r>
+      <w:r>
+        <w:t xml:space="preserve"> </w:t>
+      </w:r>
+      <m:oMath>
+        <m:sSub>
+          <m:e>
+            <m:r>
+              <m:t>F</m:t>
+            </m:r>
+          </m:e>
+          <m:sub>
+            <m:r>
+              <m:t>0.5</m:t>
+            </m:r>
+          </m:sub>
+        </m:sSub>
+      </m:oMath>
+      <w:r>
+        <w:t xml:space="preserve"> </w:t>
+      </w:r>
+      <w:r>
+        <w:t xml:space="preserve">son 38,16 %/47,01 % y 94,50 %/75,94 %; en población real caen a 0,74 %/1,96 % y 11,87 %/6,07 %. En un holdout espacial por bloques de 50 km con buffer de 20 km, M3 cae a ROC-AUC 0,4737/0,5942, mientras que M1 obtiene 0,5105/0,6139: la ventaja híbrida es temporal y específica de celdas con historia de fuego. El pipeline se midió en ~1,4–1,8 s y ~2,0 GB de RAM pico. Es un nowcast/hindcast: las features climáticas son del mismo día. La cobertura conformal empírica fue 89,67 %/90,30 % para 90 %, sin garantía formal bajo cambio temporal.</w:t>
       </w:r>
     </w:p>
     <w:p>
@@ -972,7 +891,7 @@
         <w:pStyle w:val="FirstParagraph"/>
       </w:pPr>
       <w:r>
-        <w:t xml:space="preserve">Operational wildfire prediction via machine learning in geosciences often suffers from two critical methodological vulnerabilities: spatial shortcut learning driven by the strong spatial autocorrelation of persistent thermal plumes, and the failure of canonical boreal fire danger rating indices (such as the Canadian FWI) when applied to subtropical, moisture-limited biomes like the South American Gran Chaco. Here, we present</w:t>
+        <w:t xml:space="preserve">Operational wildfire prediction via machine learning faces spatial shortcut learning and the limited transferability of boreal fire-weather indices to subtropical biomes. We present</w:t>
       </w:r>
       <w:r>
         <w:t xml:space="preserve"> </w:t>
@@ -984,94 +903,34 @@
         <w:t xml:space="preserve">Incendios_PY</w:t>
       </w:r>
       <w:r>
-        <w:t xml:space="preserve">, an open-source, multiscale, decoupled GeoAI computational framework for the Republic of Paraguay (400,006 sovereign 1-km² grid cells) established over an 8-year homogeneous multi-annual baseline (2018–2025). This observation window is strictly anchored to the dual-satellite VIIRS 375-m constellation (Suomi-NPP and NOAA-20 operating in continuous orbital tandem), systematically eliminating observational effort bias (</w:t>
-      </w:r>
-      <w:r>
-        <w:rPr>
-          <w:i/>
-          <w:iCs/>
-        </w:rPr>
-        <w:t xml:space="preserve">sensor shift</w:t>
-      </w:r>
-      <w:r>
-        <w:t xml:space="preserve">) and ensuring uniform detection probability. The architecture incorporates a first-stage biophysical gating mechanism that conditions candidate evaluation on biomass fuel presence, vapor pressure deficit thresholds (</w:t>
+        <w:t xml:space="preserve">, a decoupled multiscale GeoAI framework for Paraguay (400,006 1-km² cells, 2018–2025). Biophysical gating removes 39.2 % of cell-days while retaining 89.94 % of thermal detections. To avoid leakage, historical priors use a monthly cutoff and a rolling 3-year window. The hybrid model</w:t>
+      </w:r>
+      <w:r>
+        <w:t xml:space="preserve"> </w:t>
       </w:r>
       <m:oMath>
-        <m:r>
-          <m:t>V</m:t>
-        </m:r>
-        <m:r>
-          <m:t>P</m:t>
-        </m:r>
-        <m:r>
-          <m:t>D</m:t>
-        </m:r>
-        <m:r>
-          <m:rPr>
-            <m:sty m:val="p"/>
-          </m:rPr>
-          <m:t>≥</m:t>
-        </m:r>
-        <m:r>
-          <m:t>0.8</m:t>
-        </m:r>
-        <m:r>
-          <m:rPr>
-            <m:nor/>
-            <m:sty m:val="p"/>
-          </m:rPr>
-          <m:t> kPa</m:t>
-        </m:r>
+        <m:sSub>
+          <m:e>
+            <m:r>
+              <m:rPr>
+                <m:scr m:val="script"/>
+                <m:sty m:val="p"/>
+              </m:rPr>
+              <m:t>M</m:t>
+            </m:r>
+          </m:e>
+          <m:sub>
+            <m:r>
+              <m:t>3</m:t>
+            </m:r>
+          </m:sub>
+        </m:sSub>
       </m:oMath>
       <w:r>
-        <w:t xml:space="preserve">), and antecedent 48-hour rainfall (</w:t>
-      </w:r>
-      <m:oMath>
-        <m:r>
-          <m:rPr>
-            <m:sty m:val="p"/>
-          </m:rPr>
-          <m:t>&lt;</m:t>
-        </m:r>
-        <m:r>
-          <m:t>10</m:t>
-        </m:r>
-        <m:r>
-          <m:rPr>
-            <m:nor/>
-            <m:sty m:val="p"/>
-          </m:rPr>
-          <m:t> mm</m:t>
-        </m:r>
-      </m:oMath>
-      <w:r>
-        <w:t xml:space="preserve">), drastically reducing computational surface area without sacrificing sensitivity. To eliminate spatial leakage and false persistence shortcuts, we decoupled the predictive task into two orthogonal layers: (1)</w:t>
-      </w:r>
-      <w:r>
-        <w:t xml:space="preserve"> </w:t>
-      </w:r>
-      <w:r>
-        <w:rPr>
-          <w:b/>
-          <w:bCs/>
-        </w:rPr>
-        <w:t xml:space="preserve">Pure Biophysical Ignition</w:t>
-      </w:r>
-      <w:r>
-        <w:t xml:space="preserve">, modeled strictly on non-linear weather-fuel interactions and ecotone edge gradients without fire-history lags; and (2)</w:t>
-      </w:r>
-      <w:r>
-        <w:t xml:space="preserve"> </w:t>
-      </w:r>
-      <w:r>
-        <w:rPr>
-          <w:b/>
-          <w:bCs/>
-        </w:rPr>
-        <w:t xml:space="preserve">Tactical Propagation</w:t>
-      </w:r>
-      <w:r>
-        <w:t xml:space="preserve">, driven by a causal spatial contagion kernel at lag</w:t>
+        <w:t xml:space="preserve"> </w:t>
+      </w:r>
+      <w:r>
+        <w:t xml:space="preserve">combines weather, a synthetic reference fuel profile (real MapBiomas pending), ecotone, anthropogenic corridors and causal priors; tactical propagation uses a causal</w:t>
       </w:r>
       <w:r>
         <w:t xml:space="preserve"> </w:t>
@@ -1094,12 +953,18 @@
         <w:t xml:space="preserve"> </w:t>
       </w:r>
       <w:r>
-        <w:t xml:space="preserve">derived from VIIRS 375-m active thermal anomalies. Rigorous spatial validation—utilizing multiannual out-of-time temporal holdouts (training 2018–2022, validation 2023, and blind testing on the 2024–2025 extreme wildfire crisis across</w:t>
-      </w:r>
-      <w:r>
-        <w:t xml:space="preserve"> </w:t>
+        <w:t xml:space="preserve">kernel. Evaluation is a temporal holdout 2024–2025 (</w:t>
       </w:r>
       <m:oMath>
+        <m:r>
+          <m:t>N</m:t>
+        </m:r>
+        <m:r>
+          <m:rPr>
+            <m:sty m:val="p"/>
+          </m:rPr>
+          <m:t>=</m:t>
+        </m:r>
         <m:r>
           <m:t>1</m:t>
         </m:r>
@@ -1123,10 +988,57 @@
         </m:r>
       </m:oMath>
       <w:r>
-        <w:t xml:space="preserve"> </w:t>
-      </w:r>
-      <w:r>
-        <w:t xml:space="preserve">holdout cell-days) alongside an explicit 20-km dead-zone spatial exclusion buffer—demonstrates that the biophysical ignition model outperforms both the Canadian FWI (ROC-AUC 0.722 vs. 0.518 in Chaco; 0.798 vs. 0.606 in Oriental) and INPE’s Risco de Fogo (0.504 and 0.587), while the tactical propagation model achieves an ROC-AUC of 0.874 with 86.73% tactical precision in the Chaco. Built upon a zero-copy analytical pipeline in DuckDB and Polars, the system evaluates the entire national territory in 0.75 seconds on standard consumer ARM64 processors, providing an open, reproducible, and computationally efficient benchmark for environmental hazard warning systems.</w:t>
+        <w:t xml:space="preserve">); the 20-km buffer applies to negative sampling, not a spatial holdout.</w:t>
+      </w:r>
+      <w:r>
+        <w:t xml:space="preserve"> </w:t>
+      </w:r>
+      <m:oMath>
+        <m:sSub>
+          <m:e>
+            <m:r>
+              <m:rPr>
+                <m:scr m:val="script"/>
+                <m:sty m:val="p"/>
+              </m:rPr>
+              <m:t>M</m:t>
+            </m:r>
+          </m:e>
+          <m:sub>
+            <m:r>
+              <m:t>3</m:t>
+            </m:r>
+          </m:sub>
+        </m:sSub>
+      </m:oMath>
+      <w:r>
+        <w:t xml:space="preserve"> </w:t>
+      </w:r>
+      <w:r>
+        <w:t xml:space="preserve">achieves ROC-AUC 0.7858/0.8277 (Chaco/Oriental), versus 0.5183/0.6055 for FWI (ISI) and 0.5036/0.5865 for the INPE proxy; propagation reaches 0.9121/0.8671. Case-control</w:t>
+      </w:r>
+      <w:r>
+        <w:t xml:space="preserve"> </w:t>
+      </w:r>
+      <m:oMath>
+        <m:sSub>
+          <m:e>
+            <m:r>
+              <m:t>F</m:t>
+            </m:r>
+          </m:e>
+          <m:sub>
+            <m:r>
+              <m:t>0.5</m:t>
+            </m:r>
+          </m:sub>
+        </m:sSub>
+      </m:oMath>
+      <w:r>
+        <w:t xml:space="preserve"> </w:t>
+      </w:r>
+      <w:r>
+        <w:t xml:space="preserve">precision is 38.16 %/47.01 % and 94.50 %/75.94 %; population precision drops to 0.74 %/1.96 % and 11.87 %/6.07 %. In a 50-km spatial block holdout with a 20-km buffer, M3 drops to ROC-AUC 0.4737/0.5942, while M1 reaches 0.5105/0.6139: the hybrid advantage is temporal and specific to cells with fire history. The pipeline measured ~1.4–1.8 s and ~2.0 GB peak RAM. It is a nowcast/hindcast: weather features are same-day. Empirical conformal coverage was 89.67 %/90.30 % for 90 %, without a formal guarantee under temporal shift.</w:t>
       </w:r>
     </w:p>
     <w:p>
@@ -1144,7 +1056,7 @@
         <w:t xml:space="preserve"> </w:t>
       </w:r>
       <w:r>
-        <w:t xml:space="preserve">Wildfire forecasting; GeoAI; Gran Chaco; LightGBM; ERA5-Land reanalysis; NASA FIRMS; Biophysical decoupling; Spatial autocorrelation; International benchmarking.</w:t>
+        <w:t xml:space="preserve">Wildfire hazard nowcasting; GeoAI; Gran Chaco; LightGBM; ERA5-Land reanalysis; NASA FIRMS; Biophysical decoupling; Spatial autocorrelation; International benchmarking.</w:t>
       </w:r>
     </w:p>
     <w:p>
@@ -1156,7 +1068,7 @@
     </w:p>
     <w:bookmarkEnd w:id="18"/>
     <w:bookmarkEnd w:id="19"/>
-    <w:bookmarkStart w:id="31" w:name="Xc3df9541fd9aa2ebc242b360f3fcbbede422e9d"/>
+    <w:bookmarkStart w:id="29" w:name="Xc3df9541fd9aa2ebc242b360f3fcbbede422e9d"/>
     <w:p>
       <w:pPr>
         <w:pStyle w:val="Heading1"/>
@@ -1436,7 +1348,7 @@
       </w:hyperlink>
     </w:p>
     <w:bookmarkEnd w:id="21"/>
-    <w:bookmarkStart w:id="27" w:name="X2e6a9152266b96449fe18b3a1b6306101b90c46"/>
+    <w:bookmarkStart w:id="25" w:name="X2e6a9152266b96449fe18b3a1b6306101b90c46"/>
     <w:p>
       <w:pPr>
         <w:pStyle w:val="Heading3"/>
@@ -1508,17 +1420,26 @@
         <w:t xml:space="preserve"> </w:t>
       </w:r>
       <w:r>
-        <w:t xml:space="preserve">Copernicus CDS ERA5-Land a través de la API abierta de Open-Meteo Historical Archive (</w:t>
+        <w:t xml:space="preserve">Copernicus Climate Data Store (CDS) ERA5-Land reanalysis (</w:t>
       </w:r>
       <w:hyperlink r:id="rId23">
         <w:r>
           <w:rPr>
             <w:rStyle w:val="Hyperlink"/>
           </w:rPr>
-          <w:t xml:space="preserve">open-meteo.com</w:t>
+          <w:t xml:space="preserve">cds.climate.copernicus.eu</w:t>
         </w:r>
       </w:hyperlink>
       <w:r>
+        <w:t xml:space="preserve">) procesado mediante pipeline nativo ECMWF CDS API (</w:t>
+      </w:r>
+      <w:r>
+        <w:rPr>
+          <w:rStyle w:val="VerbatimChar"/>
+        </w:rPr>
+        <w:t xml:space="preserve">src/clima_cds.py</w:t>
+      </w:r>
+      <w:r>
         <w:t xml:space="preserve">).</w:t>
       </w:r>
       <w:r>
@@ -1541,53 +1462,31 @@
         <w:t xml:space="preserve"> </w:t>
       </w:r>
       <w:r>
-        <w:t xml:space="preserve">Colección MapBiomas Chaco (</w:t>
+        <w:t xml:space="preserve">objetivo MapBiomas Chaco y Bosque Atlántico; en esta versión el perfil es sintético de referencia y la integración real queda pendiente.</w:t>
+      </w:r>
+      <w:r>
+        <w:t xml:space="preserve"> </w:t>
+      </w:r>
+      <w:r>
+        <w:t xml:space="preserve">4.</w:t>
+      </w:r>
+      <w:r>
+        <w:t xml:space="preserve"> </w:t>
+      </w:r>
+      <w:r>
+        <w:rPr>
+          <w:b/>
+          <w:bCs/>
+        </w:rPr>
+        <w:t xml:space="preserve">Límites cartográficos soberanos:</w:t>
+      </w:r>
+      <w:r>
+        <w:t xml:space="preserve"> </w:t>
+      </w:r>
+      <w:r>
+        <w:t xml:space="preserve">Marco geoBoundaries ADM0 y ADM1 (</w:t>
       </w:r>
       <w:hyperlink r:id="rId24">
-        <w:r>
-          <w:rPr>
-            <w:rStyle w:val="Hyperlink"/>
-          </w:rPr>
-          <w:t xml:space="preserve">chaco.mapbiomas.org</w:t>
-        </w:r>
-      </w:hyperlink>
-      <w:r>
-        <w:t xml:space="preserve">) y Bosque Atlántico (</w:t>
-      </w:r>
-      <w:hyperlink r:id="rId25">
-        <w:r>
-          <w:rPr>
-            <w:rStyle w:val="Hyperlink"/>
-          </w:rPr>
-          <w:t xml:space="preserve">bosqueatlantico.mapbiomas.org</w:t>
-        </w:r>
-      </w:hyperlink>
-      <w:r>
-        <w:t xml:space="preserve">).</w:t>
-      </w:r>
-      <w:r>
-        <w:t xml:space="preserve"> </w:t>
-      </w:r>
-      <w:r>
-        <w:t xml:space="preserve">4.</w:t>
-      </w:r>
-      <w:r>
-        <w:t xml:space="preserve"> </w:t>
-      </w:r>
-      <w:r>
-        <w:rPr>
-          <w:b/>
-          <w:bCs/>
-        </w:rPr>
-        <w:t xml:space="preserve">Límites cartográficos soberanos:</w:t>
-      </w:r>
-      <w:r>
-        <w:t xml:space="preserve"> </w:t>
-      </w:r>
-      <w:r>
-        <w:t xml:space="preserve">Marco geoBoundaries ADM0 y ADM1 (</w:t>
-      </w:r>
-      <w:hyperlink r:id="rId26">
         <w:r>
           <w:rPr>
             <w:rStyle w:val="Hyperlink"/>
@@ -1605,44 +1504,44 @@
         <w:t xml:space="preserve">Los datasets consolidados y procesados se distribuyen en formato Parquet comprimido ZSTD dentro del repositorio bajo licencia Creative Commons CC BY 4.0.</w:t>
       </w:r>
     </w:p>
+    <w:bookmarkEnd w:id="25"/>
+    <w:bookmarkStart w:id="26" w:name="c.-financiamiento-funding"/>
+    <w:p>
+      <w:pPr>
+        <w:pStyle w:val="Heading3"/>
+      </w:pPr>
+      <w:r>
+        <w:t xml:space="preserve">C. Financiamiento / Funding</w:t>
+      </w:r>
+    </w:p>
+    <w:p>
+      <w:pPr>
+        <w:pStyle w:val="FirstParagraph"/>
+      </w:pPr>
+      <w:r>
+        <w:t xml:space="preserve">Esta investigación fue realizada como un desarrollo de investigación independiente y de acceso abierto autofinanciado por el autor. No se recibieron subvenciones específicas de organismos del sector público, comercial o sin fines de lucro.</w:t>
+      </w:r>
+    </w:p>
+    <w:bookmarkEnd w:id="26"/>
+    <w:bookmarkStart w:id="27" w:name="Xae657ab1a92bd8f09f57de06fc35a8d594aaeca"/>
+    <w:p>
+      <w:pPr>
+        <w:pStyle w:val="Heading3"/>
+      </w:pPr>
+      <w:r>
+        <w:t xml:space="preserve">D. Conflicto de Intereses / Competing Interests</w:t>
+      </w:r>
+    </w:p>
+    <w:p>
+      <w:pPr>
+        <w:pStyle w:val="FirstParagraph"/>
+      </w:pPr>
+      <w:r>
+        <w:t xml:space="preserve">El autor declara que no existen conflictos de interés financieros, institucionales ni personales que hayan podido influir en el diseño, análisis, interpretación o presentación de los resultados expuestos en este manuscrito.</w:t>
+      </w:r>
+    </w:p>
     <w:bookmarkEnd w:id="27"/>
-    <w:bookmarkStart w:id="28" w:name="c.-financiamiento-funding"/>
-    <w:p>
-      <w:pPr>
-        <w:pStyle w:val="Heading3"/>
-      </w:pPr>
-      <w:r>
-        <w:t xml:space="preserve">C. Financiamiento / Funding</w:t>
-      </w:r>
-    </w:p>
-    <w:p>
-      <w:pPr>
-        <w:pStyle w:val="FirstParagraph"/>
-      </w:pPr>
-      <w:r>
-        <w:t xml:space="preserve">Esta investigación fue realizada como un desarrollo de investigación independiente y de acceso abierto autofinanciado por el autor. No se recibieron subvenciones específicas de organismos del sector público, comercial o sin fines de lucro.</w:t>
-      </w:r>
-    </w:p>
-    <w:bookmarkEnd w:id="28"/>
-    <w:bookmarkStart w:id="29" w:name="Xae657ab1a92bd8f09f57de06fc35a8d594aaeca"/>
-    <w:p>
-      <w:pPr>
-        <w:pStyle w:val="Heading3"/>
-      </w:pPr>
-      <w:r>
-        <w:t xml:space="preserve">D. Conflicto de Intereses / Competing Interests</w:t>
-      </w:r>
-    </w:p>
-    <w:p>
-      <w:pPr>
-        <w:pStyle w:val="FirstParagraph"/>
-      </w:pPr>
-      <w:r>
-        <w:t xml:space="preserve">El autor declara que no existen conflictos de interés financieros, institucionales ni personales que hayan podido influir en el diseño, análisis, interpretación o presentación de los resultados expuestos en este manuscrito.</w:t>
-      </w:r>
-    </w:p>
-    <w:bookmarkEnd w:id="29"/>
-    <w:bookmarkStart w:id="30" w:name="X165867c682dba5cbdd9d30e774da206830c2fdb"/>
+    <w:bookmarkStart w:id="28" w:name="X165867c682dba5cbdd9d30e774da206830c2fdb"/>
     <w:p>
       <w:pPr>
         <w:pStyle w:val="Heading3"/>
@@ -1673,8 +1572,8 @@
         <w:t xml:space="preserve">Conceptualización, Metodología, Software, Validación, Análisis Formal, Investigación, Recursos, Curación de Datos, Redacción - Borrador Original, Redacción - Revisión y Edición, Visualización, Supervisión y Administración del Proyecto.</w:t>
       </w:r>
     </w:p>
-    <w:bookmarkEnd w:id="30"/>
-    <w:bookmarkEnd w:id="31"/>
+    <w:bookmarkEnd w:id="28"/>
+    <w:bookmarkEnd w:id="29"/>
     <w:sectPr>
       <w:footnotePr>
         <w:numRestart w:val="eachSect"/>

--- a/title_page.docx
+++ b/title_page.docx
@@ -84,7 +84,7 @@
           <w:i/>
           <w:iCs/>
         </w:rPr>
-        <w:t xml:space="preserve">Un marco computacional reproducible de dos etapas para el nowcasting diario de peligro y benchmarking internacional frente a Canadian FWI e INPE</w:t>
+        <w:t xml:space="preserve">Un marco computacional reproducible de dos etapas para el nowcasting diario de peligro y benchmarking internacional frente a Canadian FWI (ISI) y proxy INPE</w:t>
       </w:r>
     </w:p>
     <w:p>
@@ -136,7 +136,7 @@
           <w:i/>
           <w:iCs/>
         </w:rPr>
-        <w:t xml:space="preserve">A Reproducible Two-Stage Computational Framework for Daily Hazard Nowcasting and International Benchmarking Against Canadian FWI and INPE</w:t>
+        <w:t xml:space="preserve">A Reproducible Two-Stage Computational Framework for Daily Hazard Nowcasting and International Benchmarking Against Canadian FWI (ISI) and INPE proxy</w:t>
       </w:r>
     </w:p>
     <w:p>
@@ -563,7 +563,7 @@
           <w:b/>
           <w:bCs/>
         </w:rPr>
-        <w:t xml:space="preserve">Monotonic Platt-calibrated LightGBM beats Canadian FWI and INPE Risco de Fogo.</w:t>
+        <w:t xml:space="preserve">Monotonic Platt-calibrated LightGBM beats Canadian FWI (ISI) and INPE proxy Risco de Fogo.</w:t>
       </w:r>
       <w:r>
         <w:t xml:space="preserve"> </w:t>
@@ -731,7 +731,7 @@
         <w:t xml:space="preserve">Incendios_PY</w:t>
       </w:r>
       <w:r>
-        <w:t xml:space="preserve">, una arquitectura GeoAI multiescala y desacoplada para Paraguay (400.006 celdas de 1 km², 2018–2025). El gating biofísico reduce el 39,2 % de las celdas-día y retiene el 89,94 % de las detecciones térmicas. Para evitar fugas, los priors históricos usan un corte mensual y una ventana móvil de 3 años. El modelo híbrido</w:t>
+        <w:t xml:space="preserve">, una arquitectura GeoAI multiescala y desacoplada para Paraguay (400.006 celdas de 1 km², 2018–2025). El gating biofísico reduce el 21,7 % de las celdas-día y retiene el 97,17 % de las detecciones térmicas. Los priors históricos usan corte mensual y ventana móvil de 3 años. El modelo híbrido</w:t>
       </w:r>
       <w:r>
         <w:t xml:space="preserve"> </w:t>
@@ -758,7 +758,16 @@
         <w:t xml:space="preserve"> </w:t>
       </w:r>
       <w:r>
-        <w:t xml:space="preserve">combina clima, un perfil de combustible sintético de referencia (MapBiomas real pendiente), ecotono, corredores antrópicos y priors causales; la propagación táctica usa un kernel causal</w:t>
+        <w:t xml:space="preserve">combina clima ERA5-Land, MapBiomas real (</w:t>
+      </w:r>
+      <w:r>
+        <w:rPr>
+          <w:rStyle w:val="VerbatimChar"/>
+        </w:rPr>
+        <w:t xml:space="preserve">collection2_2023</w:t>
+      </w:r>
+      <w:r>
+        <w:t xml:space="preserve">), ecotono, corredores antrópicos y priors causales; la propagación táctica usa un kernel causal</w:t>
       </w:r>
       <w:r>
         <w:t xml:space="preserve"> </w:t>
@@ -778,27 +787,7 @@
         </m:r>
       </m:oMath>
       <w:r>
-        <w:t xml:space="preserve">. La evaluación es un holdout temporal 2024–2025 (</w:t>
-      </w:r>
-      <m:oMath>
-        <m:r>
-          <m:t>N</m:t>
-        </m:r>
-        <m:r>
-          <m:rPr>
-            <m:sty m:val="p"/>
-          </m:rPr>
-          <m:t>=</m:t>
-        </m:r>
-        <m:r>
-          <m:t>1.841</m:t>
-        </m:r>
-        <m:r>
-          <m:t>.147</m:t>
-        </m:r>
-      </m:oMath>
-      <w:r>
-        <w:t xml:space="preserve">); el buffer de 20 km se aplica al muestreo de pseudo-ausencias, no a un holdout espacial.</w:t>
+        <w:t xml:space="preserve">. La evaluación sigue la definición D2: ignición primaria sin fuego t-1 en 25 km ni fuego en la celda en 10 días, y propagación dentro de 25 km de un fuego t-1. El test D2 contiene N=1.813.966 celdas-día (376.552 ignición y 1.437.414 propagación).</w:t>
       </w:r>
       <w:r>
         <w:t xml:space="preserve"> </w:t>
@@ -825,7 +814,7 @@
         <w:t xml:space="preserve"> </w:t>
       </w:r>
       <w:r>
-        <w:t xml:space="preserve">obtiene ROC-AUC 0,7858/0,8277 (Chaco/Oriental), frente a 0,5183/0,6055 del FWI (ISI) y 0,5036/0,5865 del proxy INPE; la propagación alcanza 0,9121/0,8671. Las precisiones case-control</w:t>
+        <w:t xml:space="preserve">obtiene ROC-AUC 0,7852/0,7480 (Chaco/Oriental), frente a 0,5177/0,5605 del ISI y 0,4997/0,5274 del proxy INPE; la propagación alcanza 0,8988/0,7798. Las precisiones case-control</w:t>
       </w:r>
       <w:r>
         <w:t xml:space="preserve"> </w:t>
@@ -848,7 +837,7 @@
         <w:t xml:space="preserve"> </w:t>
       </w:r>
       <w:r>
-        <w:t xml:space="preserve">son 38,16 %/47,01 % y 94,50 %/75,94 %; en población real caen a 0,74 %/1,96 % y 11,87 %/6,07 %. En un holdout espacial por bloques de 50 km con buffer de 20 km, M3 cae a ROC-AUC 0,4737/0,5942, mientras que M1 obtiene 0,5105/0,6139: la ventaja híbrida es temporal y específica de celdas con historia de fuego. El pipeline se midió en ~1,4–1,8 s y ~2,0 GB de RAM pico. Es un nowcast/hindcast: las features climáticas son del mismo día. La cobertura conformal empírica fue 89,67 %/90,30 % para 90 %, sin garantía formal bajo cambio temporal.</w:t>
+        <w:t xml:space="preserve">son 27,52 %/32,63 % y 84,47 %/60,78 %; en población caen a 0,062 %/0,242 % y 9,853 %/4,183 %. En holdout espacial, M3 cae a 0,6246/0,5721 y M1 obtiene 0,6346/0,6195: la ventaja híbrida es temporal. El pipeline se midió en ~1,425 s y ~2,2 GB de RAM pico. Es un nowcast/hindcast. La cobertura conformal empírica fue 89,85 %/90,19 % para 90 % y 95,02 %/94,56 % para 95 %.</w:t>
       </w:r>
     </w:p>
     <w:p>
@@ -903,7 +892,7 @@
         <w:t xml:space="preserve">Incendios_PY</w:t>
       </w:r>
       <w:r>
-        <w:t xml:space="preserve">, a decoupled multiscale GeoAI framework for Paraguay (400,006 1-km² cells, 2018–2025). Biophysical gating removes 39.2 % of cell-days while retaining 89.94 % of thermal detections. To avoid leakage, historical priors use a monthly cutoff and a rolling 3-year window. The hybrid model</w:t>
+        <w:t xml:space="preserve">, a decoupled multiscale GeoAI framework for Paraguay (400,006 1-km² cells, 2018–2025). Biophysical gating removes 21.7 % of cell-days while retaining 97.17 % of thermal detections. Historical priors use a monthly cutoff and a rolling 3-year window. The hybrid model</w:t>
       </w:r>
       <w:r>
         <w:t xml:space="preserve"> </w:t>
@@ -930,7 +919,16 @@
         <w:t xml:space="preserve"> </w:t>
       </w:r>
       <w:r>
-        <w:t xml:space="preserve">combines weather, a synthetic reference fuel profile (real MapBiomas pending), ecotone, anthropogenic corridors and causal priors; tactical propagation uses a causal</w:t>
+        <w:t xml:space="preserve">combines ERA5-Land weather, real MapBiomas (</w:t>
+      </w:r>
+      <w:r>
+        <w:rPr>
+          <w:rStyle w:val="VerbatimChar"/>
+        </w:rPr>
+        <w:t xml:space="preserve">collection2_2023</w:t>
+      </w:r>
+      <w:r>
+        <w:t xml:space="preserve">), ecotone, anthropogenic corridors and causal priors; tactical propagation uses a causal</w:t>
       </w:r>
       <w:r>
         <w:t xml:space="preserve"> </w:t>
@@ -953,42 +951,7 @@
         <w:t xml:space="preserve"> </w:t>
       </w:r>
       <w:r>
-        <w:t xml:space="preserve">kernel. Evaluation is a temporal holdout 2024–2025 (</w:t>
-      </w:r>
-      <m:oMath>
-        <m:r>
-          <m:t>N</m:t>
-        </m:r>
-        <m:r>
-          <m:rPr>
-            <m:sty m:val="p"/>
-          </m:rPr>
-          <m:t>=</m:t>
-        </m:r>
-        <m:r>
-          <m:t>1</m:t>
-        </m:r>
-        <m:r>
-          <m:rPr>
-            <m:sty m:val="p"/>
-          </m:rPr>
-          <m:t>,</m:t>
-        </m:r>
-        <m:r>
-          <m:t>841</m:t>
-        </m:r>
-        <m:r>
-          <m:rPr>
-            <m:sty m:val="p"/>
-          </m:rPr>
-          <m:t>,</m:t>
-        </m:r>
-        <m:r>
-          <m:t>147</m:t>
-        </m:r>
-      </m:oMath>
-      <w:r>
-        <w:t xml:space="preserve">); the 20-km buffer applies to negative sampling, not a spatial holdout.</w:t>
+        <w:t xml:space="preserve">kernel. Evaluation follows D2: primary ignition with no t-1 fire within 25 km and no same-cell fire in 10 days, and propagation within 25 km of a t-1 fire. The D2 test contains N=1,813,966 cell-days (376,552 ignition and 1,437,414 propagation).</w:t>
       </w:r>
       <w:r>
         <w:t xml:space="preserve"> </w:t>
@@ -1015,7 +978,7 @@
         <w:t xml:space="preserve"> </w:t>
       </w:r>
       <w:r>
-        <w:t xml:space="preserve">achieves ROC-AUC 0.7858/0.8277 (Chaco/Oriental), versus 0.5183/0.6055 for FWI (ISI) and 0.5036/0.5865 for the INPE proxy; propagation reaches 0.9121/0.8671. Case-control</w:t>
+        <w:t xml:space="preserve">achieves ROC-AUC 0.7852/0.7480 (Chaco/Oriental), versus 0.5177/0.5605 for ISI and 0.4997/0.5274 for the INPE proxy; propagation reaches 0.8988/0.7798. Case-control</w:t>
       </w:r>
       <w:r>
         <w:t xml:space="preserve"> </w:t>
@@ -1038,7 +1001,7 @@
         <w:t xml:space="preserve"> </w:t>
       </w:r>
       <w:r>
-        <w:t xml:space="preserve">precision is 38.16 %/47.01 % and 94.50 %/75.94 %; population precision drops to 0.74 %/1.96 % and 11.87 %/6.07 %. In a 50-km spatial block holdout with a 20-km buffer, M3 drops to ROC-AUC 0.4737/0.5942, while M1 reaches 0.5105/0.6139: the hybrid advantage is temporal and specific to cells with fire history. The pipeline measured ~1.4–1.8 s and ~2.0 GB peak RAM. It is a nowcast/hindcast: weather features are same-day. Empirical conformal coverage was 89.67 %/90.30 % for 90 %, without a formal guarantee under temporal shift.</w:t>
+        <w:t xml:space="preserve">precision is 27.52 %/32.63 % and 84.47 %/60.78 %; population precision drops to 0.062 %/0.242 % and 9.853 %/4.183 %. In spatial holdout, M3 drops to 0.6246/0.5721 while M1 reaches 0.6346/0.6195: the hybrid advantage is temporal. The pipeline measured ~1.425 s and ~2.2 GB peak RAM. It is a nowcast/hindcast. Empirical conformal coverage was 89.85 %/90.19 % for 90 % and 95.02 %/94.56 % for 95 %.</w:t>
       </w:r>
     </w:p>
     <w:p>
@@ -1462,7 +1425,16 @@
         <w:t xml:space="preserve"> </w:t>
       </w:r>
       <w:r>
-        <w:t xml:space="preserve">objetivo MapBiomas Chaco y Bosque Atlántico; en esta versión el perfil es sintético de referencia y la integración real queda pendiente.</w:t>
+        <w:t xml:space="preserve">objetivo MapBiomas Chaco y Bosque Atlántico; se usa MapBiomas real (</w:t>
+      </w:r>
+      <w:r>
+        <w:rPr>
+          <w:rStyle w:val="VerbatimChar"/>
+        </w:rPr>
+        <w:t xml:space="preserve">collection2_2023</w:t>
+      </w:r>
+      <w:r>
+        <w:t xml:space="preserve">).</w:t>
       </w:r>
       <w:r>
         <w:t xml:space="preserve"> </w:t>
@@ -1501,7 +1473,22 @@
         <w:br/>
       </w:r>
       <w:r>
-        <w:t xml:space="preserve">Los datasets consolidados y procesados se distribuyen en formato Parquet comprimido ZSTD dentro del repositorio bajo licencia Creative Commons CC BY 4.0.</w:t>
+        <w:t xml:space="preserve">Los datasets consolidados y procesados no se versionan en git; se documentan con hashes en</w:t>
+      </w:r>
+      <w:r>
+        <w:t xml:space="preserve"> </w:t>
+      </w:r>
+      <w:r>
+        <w:rPr>
+          <w:rStyle w:val="VerbatimChar"/>
+        </w:rPr>
+        <w:t xml:space="preserve">fuentes/MANIFIESTO_DATOS_v2.csv</w:t>
+      </w:r>
+      <w:r>
+        <w:t xml:space="preserve"> </w:t>
+      </w:r>
+      <w:r>
+        <w:t xml:space="preserve">y se archivan en Zenodo/OSF bajo licencia CC BY 4.0.</w:t>
       </w:r>
     </w:p>
     <w:bookmarkEnd w:id="25"/>

--- a/title_page.docx
+++ b/title_page.docx
@@ -84,7 +84,7 @@
           <w:i/>
           <w:iCs/>
         </w:rPr>
-        <w:t xml:space="preserve">Un marco computacional reproducible de dos etapas para el nowcasting diario de peligro y benchmarking internacional frente a Canadian FWI (ISI) y proxy INPE</w:t>
+        <w:t xml:space="preserve">Un marco computacional reproducible de dos etapas para el nowcasting diario de peligro y benchmarking internacional frente a full Canadian FWI y INPE Risco de Fogo</w:t>
       </w:r>
     </w:p>
     <w:p>
@@ -136,7 +136,7 @@
           <w:i/>
           <w:iCs/>
         </w:rPr>
-        <w:t xml:space="preserve">A Reproducible Two-Stage Computational Framework for Daily Hazard Nowcasting and International Benchmarking Against Canadian FWI (ISI) and INPE proxy</w:t>
+        <w:t xml:space="preserve">A Reproducible Two-Stage Computational Framework for Daily Hazard Nowcasting and International Benchmarking Against full Canadian FWI and INPE</w:t>
       </w:r>
     </w:p>
     <w:p>
@@ -563,7 +563,7 @@
           <w:b/>
           <w:bCs/>
         </w:rPr>
-        <w:t xml:space="preserve">Monotonic Platt-calibrated LightGBM beats Canadian FWI (ISI) and INPE proxy Risco de Fogo.</w:t>
+        <w:t xml:space="preserve">Monotonic Platt-calibrated LightGBM beats full Canadian FWI and INPE Risco de Fogo.</w:t>
       </w:r>
       <w:r>
         <w:t xml:space="preserve"> </w:t>
@@ -814,7 +814,7 @@
         <w:t xml:space="preserve"> </w:t>
       </w:r>
       <w:r>
-        <w:t xml:space="preserve">obtiene ROC-AUC 0,7852/0,7480 (Chaco/Oriental), frente a 0,5177/0,5605 del ISI y 0,4997/0,5274 del proxy INPE; la propagación alcanza 0,8988/0,7798. Las precisiones case-control</w:t>
+        <w:t xml:space="preserve">obtiene ROC-AUC 0,7851/0,7485 (Chaco/Oriental), frente a 0,5185/0,5569 del FWI completo y 0,5386/0,4994 del INPE Risco de Fogo; la propagación alcanza 0,8988/0,7798. Las precisiones case-control</w:t>
       </w:r>
       <w:r>
         <w:t xml:space="preserve"> </w:t>
@@ -837,7 +837,7 @@
         <w:t xml:space="preserve"> </w:t>
       </w:r>
       <w:r>
-        <w:t xml:space="preserve">son 27,52 %/32,63 % y 84,47 %/60,78 %; en población caen a 0,062 %/0,242 % y 9,853 %/4,183 %. En holdout espacial, M3 cae a 0,6246/0,5721 y M1 obtiene 0,6346/0,6195: la ventaja híbrida es temporal. El pipeline se midió en ~1,425 s y ~2,2 GB de RAM pico. Es un nowcast/hindcast. La cobertura conformal empírica fue 89,85 %/90,19 % para 90 % y 95,02 %/94,56 % para 95 %.</w:t>
+        <w:t xml:space="preserve">son 27,54 %/29,67 % y 84,47 %/60,78 %; en población caen a 0,062 %/0,206 % y 9,853 %/4,183 %. En holdout espacial, M3 cae a 0,6246/0,5721 y M1 obtiene 0,6346/0,6195: la ventaja híbrida es temporal. El pipeline se midió en ~1,569 s y ~2,18 GB de RAM pico. Es un nowcast/hindcast. La cobertura conformal empírica fue 89,85 %/90,19 % para 90 % y 95,02 %/94,56 % para 95 %.</w:t>
       </w:r>
     </w:p>
     <w:p>
@@ -978,7 +978,7 @@
         <w:t xml:space="preserve"> </w:t>
       </w:r>
       <w:r>
-        <w:t xml:space="preserve">achieves ROC-AUC 0.7852/0.7480 (Chaco/Oriental), versus 0.5177/0.5605 for ISI and 0.4997/0.5274 for the INPE proxy; propagation reaches 0.8988/0.7798. Case-control</w:t>
+        <w:t xml:space="preserve">achieves ROC-AUC 0.7851/0.7485 (Chaco/Oriental), versus 0.5185/0.5569 for full FWI and 0.5386/0.4994 for INPE; propagation reaches 0.8988/0.7798. Case-control</w:t>
       </w:r>
       <w:r>
         <w:t xml:space="preserve"> </w:t>
@@ -1001,7 +1001,7 @@
         <w:t xml:space="preserve"> </w:t>
       </w:r>
       <w:r>
-        <w:t xml:space="preserve">precision is 27.52 %/32.63 % and 84.47 %/60.78 %; population precision drops to 0.062 %/0.242 % and 9.853 %/4.183 %. In spatial holdout, M3 drops to 0.6246/0.5721 while M1 reaches 0.6346/0.6195: the hybrid advantage is temporal. The pipeline measured ~1.425 s and ~2.2 GB peak RAM. It is a nowcast/hindcast. Empirical conformal coverage was 89.85 %/90.19 % for 90 % and 95.02 %/94.56 % for 95 %.</w:t>
+        <w:t xml:space="preserve">precision is 27.54 %/29.67 % and 84.47 %/60.78 %; population precision drops to 0.062 %/0.206 % and 9.853 %/4.183 %. In spatial holdout, M3 drops to 0.6246/0.5721 while M1 reaches 0.6346/0.6195: the hybrid advantage is temporal. The pipeline measured ~1.569 s and ~2.18 GB peak RAM. It is a nowcast/hindcast. Empirical conformal coverage was 89.85 %/90.19 % for 90 % and 95.02 %/94.56 % for 95 %.</w:t>
       </w:r>
     </w:p>
     <w:p>

--- a/title_page.docx
+++ b/title_page.docx
@@ -814,7 +814,7 @@
         <w:t xml:space="preserve"> </w:t>
       </w:r>
       <w:r>
-        <w:t xml:space="preserve">obtiene ROC-AUC 0,7851/0,7485 (Chaco/Oriental), frente a 0,5185/0,5569 del FWI completo y 0,5386/0,4994 del INPE Risco de Fogo; la propagación alcanza 0,8988/0,7798. Las precisiones case-control</w:t>
+        <w:t xml:space="preserve">obtiene ROC-AUC 0,7851/0,7485 (Chaco/Oriental), frente a 0,5185/0,5569 del FWI completo y 0,5386/0,4994 del INPE Risco de Fogo; la propagación alcanza 0,8989/0,7799. Las precisiones case-control</w:t>
       </w:r>
       <w:r>
         <w:t xml:space="preserve"> </w:t>
@@ -837,7 +837,7 @@
         <w:t xml:space="preserve"> </w:t>
       </w:r>
       <w:r>
-        <w:t xml:space="preserve">son 27,54 %/29,67 % y 84,47 %/60,78 %; en población caen a 0,062 %/0,206 % y 9,853 %/4,183 %. En holdout espacial, M3 cae a 0,6246/0,5721 y M1 obtiene 0,6346/0,6195: la ventaja híbrida es temporal. El pipeline se midió en ~1,569 s y ~2,18 GB de RAM pico. Es un nowcast/hindcast. La cobertura conformal empírica fue 89,85 %/90,19 % para 90 % y 95,02 %/94,56 % para 95 %.</w:t>
+        <w:t xml:space="preserve">son 27,54 %/29,67 % y 84,94 %/62,42 %; en población caen a 0,062 %/0,206 % y 9,96 %/4,49 %. En holdout espacial, M3 cae a 0,6243/0,5754 y M1 obtiene 0,6338/0,6176: la ventaja híbrida es temporal. El pipeline se midió en ~1,569 s y ~2,18 GB de RAM pico. Es un nowcast/hindcast. La cobertura conformal empírica fue 89,85 %/90,19 % para 90 % y 95,02 %/94,56 % para 95 %.</w:t>
       </w:r>
     </w:p>
     <w:p>
@@ -978,7 +978,7 @@
         <w:t xml:space="preserve"> </w:t>
       </w:r>
       <w:r>
-        <w:t xml:space="preserve">achieves ROC-AUC 0.7851/0.7485 (Chaco/Oriental), versus 0.5185/0.5569 for full FWI and 0.5386/0.4994 for INPE; propagation reaches 0.8988/0.7798. Case-control</w:t>
+        <w:t xml:space="preserve">achieves ROC-AUC 0.7851/0.7485 (Chaco/Oriental), versus 0.5185/0.5569 for full FWI and 0.5386/0.4994 for INPE; propagation reaches 0.8989/0.7799. Case-control</w:t>
       </w:r>
       <w:r>
         <w:t xml:space="preserve"> </w:t>
@@ -1001,7 +1001,7 @@
         <w:t xml:space="preserve"> </w:t>
       </w:r>
       <w:r>
-        <w:t xml:space="preserve">precision is 27.54 %/29.67 % and 84.47 %/60.78 %; population precision drops to 0.062 %/0.206 % and 9.853 %/4.183 %. In spatial holdout, M3 drops to 0.6246/0.5721 while M1 reaches 0.6346/0.6195: the hybrid advantage is temporal. The pipeline measured ~1.569 s and ~2.18 GB peak RAM. It is a nowcast/hindcast. Empirical conformal coverage was 89.85 %/90.19 % for 90 % and 95.02 %/94.56 % for 95 %.</w:t>
+        <w:t xml:space="preserve">precision is 27.54 %/29.67 % and 84.94 %/62.42 %; population precision drops to 0.062 %/0.206 % and 9.96 %/4.49 %. In spatial holdout, M3 drops to 0.6243/0.5754 while M1 reaches 0.6338/0.6176: the hybrid advantage is temporal. The pipeline measured ~1.569 s and ~2.18 GB peak RAM. It is a nowcast/hindcast. Empirical conformal coverage was 89.85 %/90.19 % for 90 % and 95.02 %/94.56 % for 95 %.</w:t>
       </w:r>
     </w:p>
     <w:p>

--- a/title_page.docx
+++ b/title_page.docx
@@ -484,13 +484,13 @@
           <w:b/>
           <w:bCs/>
         </w:rPr>
-        <w:t xml:space="preserve">Two-stage bio-physical gating cuts 39.2% of national cells (89.9% recall).</w:t>
-      </w:r>
-      <w:r>
-        <w:t xml:space="preserve"> </w:t>
-      </w:r>
-      <w:r>
-        <w:t xml:space="preserve">(77 chars)</w:t>
+        <w:t xml:space="preserve">Biophysical gating removes 21.7% of cell-days and retains 97.17% of detections.</w:t>
+      </w:r>
+      <w:r>
+        <w:t xml:space="preserve"> </w:t>
+      </w:r>
+      <w:r>
+        <w:t xml:space="preserve">(79 chars)</w:t>
       </w:r>
     </w:p>
     <w:p>
@@ -506,48 +506,13 @@
           <w:b/>
           <w:bCs/>
         </w:rPr>
-        <w:t xml:space="preserve">Decoupled models isolate physical ignition risk from tactical</w:t>
-      </w:r>
-      <w:r>
-        <w:rPr>
-          <w:b/>
-          <w:bCs/>
-        </w:rPr>
-        <w:t xml:space="preserve"> </w:t>
-      </w:r>
-      <m:oMath>
-        <m:r>
-          <m:t>t</m:t>
-        </m:r>
-        <m:r>
-          <m:rPr>
-            <m:sty m:val="p"/>
-          </m:rPr>
-          <m:t>−</m:t>
-        </m:r>
-        <m:r>
-          <m:t>1</m:t>
-        </m:r>
-      </m:oMath>
-      <w:r>
-        <w:rPr>
-          <w:b/>
-          <w:bCs/>
-        </w:rPr>
-        <w:t xml:space="preserve"> </w:t>
-      </w:r>
-      <w:r>
-        <w:rPr>
-          <w:b/>
-          <w:bCs/>
-        </w:rPr>
-        <w:t xml:space="preserve">fire spread.</w:t>
-      </w:r>
-      <w:r>
-        <w:t xml:space="preserve"> </w:t>
-      </w:r>
-      <w:r>
-        <w:t xml:space="preserve">(84 chars)</w:t>
+        <w:t xml:space="preserve">Decoupled models isolate physical ignition risk from tactical t-1 fire spread.</w:t>
+      </w:r>
+      <w:r>
+        <w:t xml:space="preserve"> </w:t>
+      </w:r>
+      <w:r>
+        <w:t xml:space="preserve">(78 chars)</w:t>
       </w:r>
     </w:p>
     <w:p>
@@ -569,7 +534,7 @@
         <w:t xml:space="preserve"> </w:t>
       </w:r>
       <w:r>
-        <w:t xml:space="preserve">(81 chars)</w:t>
+        <w:t xml:space="preserve">(83 chars)</w:t>
       </w:r>
     </w:p>
     <w:p>
@@ -585,13 +550,13 @@
           <w:b/>
           <w:bCs/>
         </w:rPr>
-        <w:t xml:space="preserve">20-km negative-sampling buffer and temporal holdout; spatial holdout pending.</w:t>
-      </w:r>
-      <w:r>
-        <w:t xml:space="preserve"> </w:t>
-      </w:r>
-      <w:r>
-        <w:t xml:space="preserve">(74 chars)</w:t>
+        <w:t xml:space="preserve">50-km spatial block holdout completed; M1 fallback for cells without fire history.</w:t>
+      </w:r>
+      <w:r>
+        <w:t xml:space="preserve"> </w:t>
+      </w:r>
+      <w:r>
+        <w:t xml:space="preserve">(82 chars)</w:t>
       </w:r>
     </w:p>
     <w:p>
@@ -607,13 +572,13 @@
           <w:b/>
           <w:bCs/>
         </w:rPr>
-        <w:t xml:space="preserve">Zero-copy DuckDB and Polars pipeline predicts 400,006 sovereign cells in &lt;1 s.</w:t>
-      </w:r>
-      <w:r>
-        <w:t xml:space="preserve"> </w:t>
-      </w:r>
-      <w:r>
-        <w:t xml:space="preserve">(81 chars)</w:t>
+        <w:t xml:space="preserve">DuckDB and Polars score 400,006 cells in 1.57 s and 2.18 GB peak RAM.</w:t>
+      </w:r>
+      <w:r>
+        <w:t xml:space="preserve"> </w:t>
+      </w:r>
+      <w:r>
+        <w:t xml:space="preserve">(69 chars)</w:t>
       </w:r>
     </w:p>
     <w:p>

--- a/title_page.docx
+++ b/title_page.docx
@@ -258,17 +258,17 @@
         <w:br/>
       </w:r>
       <w:r>
-        <w:t xml:space="preserve">Doble Ciego Anónimo (</w:t>
+        <w:t xml:space="preserve">Revisión de un solo anonimizado (</w:t>
       </w:r>
       <w:r>
         <w:rPr>
           <w:i/>
           <w:iCs/>
         </w:rPr>
-        <w:t xml:space="preserve">Double-Anonymous Peer Review</w:t>
-      </w:r>
-      <w:r>
-        <w:t xml:space="preserve">)</w:t>
+        <w:t xml:space="preserve">Single-Anonymized Peer Review</w:t>
+      </w:r>
+      <w:r>
+        <w:t xml:space="preserve">, política de C&amp;G)</w:t>
       </w:r>
     </w:p>
     <w:p>
@@ -1133,7 +1133,7 @@
         <w:t xml:space="preserve"> </w:t>
       </w:r>
       <w:r>
-        <w:t xml:space="preserve">Python 3.11+ / 3.12, DuckDB</w:t>
+        <w:t xml:space="preserve">Python 3.12+, DuckDB</w:t>
       </w:r>
       <w:r>
         <w:t xml:space="preserve"> </w:t>

--- a/title_page.docx
+++ b/title_page.docx
@@ -996,7 +996,7 @@
     </w:p>
     <w:bookmarkEnd w:id="18"/>
     <w:bookmarkEnd w:id="19"/>
-    <w:bookmarkStart w:id="29" w:name="Xc3df9541fd9aa2ebc242b360f3fcbbede422e9d"/>
+    <w:bookmarkStart w:id="31" w:name="Xc3df9541fd9aa2ebc242b360f3fcbbede422e9d"/>
     <w:p>
       <w:pPr>
         <w:pStyle w:val="Heading1"/>
@@ -1005,7 +1005,7 @@
         <w:t xml:space="preserve">6. Declaraciones Obligatorias de Elsevier / Declarations</w:t>
       </w:r>
     </w:p>
-    <w:bookmarkStart w:id="21" w:name="X70f8decb7765084b7f9d2e73c83f15df9b20afc"/>
+    <w:bookmarkStart w:id="23" w:name="X70f8decb7765084b7f9d2e73c83f15df9b20afc"/>
     <w:p>
       <w:pPr>
         <w:pStyle w:val="Heading3"/>
@@ -1275,8 +1275,62 @@
         </w:r>
       </w:hyperlink>
     </w:p>
-    <w:bookmarkEnd w:id="21"/>
-    <w:bookmarkStart w:id="25" w:name="X2e6a9152266b96449fe18b3a1b6306101b90c46"/>
+    <w:p>
+      <w:pPr>
+        <w:pStyle w:val="Compact"/>
+        <w:numPr>
+          <w:ilvl w:val="0"/>
+          <w:numId w:val="1005"/>
+        </w:numPr>
+      </w:pPr>
+      <w:r>
+        <w:rPr>
+          <w:b/>
+          <w:bCs/>
+        </w:rPr>
+        <w:t xml:space="preserve">DOI del Código:</w:t>
+      </w:r>
+      <w:r>
+        <w:t xml:space="preserve"> </w:t>
+      </w:r>
+      <w:hyperlink r:id="rId21">
+        <w:r>
+          <w:rPr>
+            <w:rStyle w:val="Hyperlink"/>
+          </w:rPr>
+          <w:t xml:space="preserve">10.5281/zenodo.23675105</w:t>
+        </w:r>
+      </w:hyperlink>
+    </w:p>
+    <w:p>
+      <w:pPr>
+        <w:pStyle w:val="Compact"/>
+        <w:numPr>
+          <w:ilvl w:val="0"/>
+          <w:numId w:val="1005"/>
+        </w:numPr>
+      </w:pPr>
+      <w:r>
+        <w:rPr>
+          <w:b/>
+          <w:bCs/>
+        </w:rPr>
+        <w:t xml:space="preserve">DOI de los Datos:</w:t>
+      </w:r>
+      <w:r>
+        <w:t xml:space="preserve"> </w:t>
+      </w:r>
+      <w:hyperlink r:id="rId22">
+        <w:r>
+          <w:rPr>
+            <w:rStyle w:val="Hyperlink"/>
+          </w:rPr>
+          <w:t xml:space="preserve">10.5281/zenodo.23675279</w:t>
+        </w:r>
+      </w:hyperlink>
+    </w:p>
+    <w:bookmarkEnd w:id="23"/>
+    <w:bookmarkStart w:id="27" w:name="X2e6a9152266b96449fe18b3a1b6306101b90c46"/>
     <w:p>
       <w:pPr>
         <w:pStyle w:val="Heading3"/>
@@ -1317,7 +1371,7 @@
       <w:r>
         <w:t xml:space="preserve"> </w:t>
       </w:r>
-      <w:hyperlink r:id="rId22">
+      <w:hyperlink r:id="rId24">
         <w:r>
           <w:rPr>
             <w:rStyle w:val="Hyperlink"/>
@@ -1350,7 +1404,7 @@
       <w:r>
         <w:t xml:space="preserve">Copernicus Climate Data Store (CDS) ERA5-Land reanalysis (</w:t>
       </w:r>
-      <w:hyperlink r:id="rId23">
+      <w:hyperlink r:id="rId25">
         <w:r>
           <w:rPr>
             <w:rStyle w:val="Hyperlink"/>
@@ -1423,7 +1477,7 @@
       <w:r>
         <w:t xml:space="preserve">Marco geoBoundaries ADM0 y ADM1 (</w:t>
       </w:r>
-      <w:hyperlink r:id="rId24">
+      <w:hyperlink r:id="rId26">
         <w:r>
           <w:rPr>
             <w:rStyle w:val="Hyperlink"/>
@@ -1453,11 +1507,25 @@
         <w:t xml:space="preserve"> </w:t>
       </w:r>
       <w:r>
-        <w:t xml:space="preserve">y se archivan en Zenodo/OSF bajo licencia CC BY 4.0.</w:t>
-      </w:r>
-    </w:p>
-    <w:bookmarkEnd w:id="25"/>
-    <w:bookmarkStart w:id="26" w:name="c.-financiamiento-funding"/>
+        <w:t xml:space="preserve">y están archivados en Zenodo bajo licencia CC BY 4.0:</w:t>
+      </w:r>
+      <w:r>
+        <w:t xml:space="preserve"> </w:t>
+      </w:r>
+      <w:hyperlink r:id="rId22">
+        <w:r>
+          <w:rPr>
+            <w:rStyle w:val="Hyperlink"/>
+          </w:rPr>
+          <w:t xml:space="preserve">10.5281/zenodo.23675279</w:t>
+        </w:r>
+      </w:hyperlink>
+      <w:r>
+        <w:t xml:space="preserve">.</w:t>
+      </w:r>
+    </w:p>
+    <w:bookmarkEnd w:id="27"/>
+    <w:bookmarkStart w:id="28" w:name="c.-financiamiento-funding"/>
     <w:p>
       <w:pPr>
         <w:pStyle w:val="Heading3"/>
@@ -1474,8 +1542,8 @@
         <w:t xml:space="preserve">Esta investigación fue realizada como un desarrollo de investigación independiente y de acceso abierto autofinanciado por el autor. No se recibieron subvenciones específicas de organismos del sector público, comercial o sin fines de lucro.</w:t>
       </w:r>
     </w:p>
-    <w:bookmarkEnd w:id="26"/>
-    <w:bookmarkStart w:id="27" w:name="Xae657ab1a92bd8f09f57de06fc35a8d594aaeca"/>
+    <w:bookmarkEnd w:id="28"/>
+    <w:bookmarkStart w:id="29" w:name="Xae657ab1a92bd8f09f57de06fc35a8d594aaeca"/>
     <w:p>
       <w:pPr>
         <w:pStyle w:val="Heading3"/>
@@ -1492,8 +1560,8 @@
         <w:t xml:space="preserve">El autor declara que no existen conflictos de interés financieros, institucionales ni personales que hayan podido influir en el diseño, análisis, interpretación o presentación de los resultados expuestos en este manuscrito.</w:t>
       </w:r>
     </w:p>
-    <w:bookmarkEnd w:id="27"/>
-    <w:bookmarkStart w:id="28" w:name="X165867c682dba5cbdd9d30e774da206830c2fdb"/>
+    <w:bookmarkEnd w:id="29"/>
+    <w:bookmarkStart w:id="30" w:name="X165867c682dba5cbdd9d30e774da206830c2fdb"/>
     <w:p>
       <w:pPr>
         <w:pStyle w:val="Heading3"/>
@@ -1524,8 +1592,8 @@
         <w:t xml:space="preserve">Conceptualización, Metodología, Software, Validación, Análisis Formal, Investigación, Recursos, Curación de Datos, Redacción - Borrador Original, Redacción - Revisión y Edición, Visualización, Supervisión y Administración del Proyecto.</w:t>
       </w:r>
     </w:p>
-    <w:bookmarkEnd w:id="28"/>
-    <w:bookmarkEnd w:id="29"/>
+    <w:bookmarkEnd w:id="30"/>
+    <w:bookmarkEnd w:id="31"/>
     <w:sectPr>
       <w:footnotePr>
         <w:numRestart w:val="eachSect"/>

--- a/title_page.docx
+++ b/title_page.docx
@@ -15,7 +15,7 @@
         <w:pStyle w:val="Subtitle"/>
       </w:pPr>
       <w:r>
-        <w:t xml:space="preserve">Desacoplando el Peligro Biofísico de Ignición y la Propagación Táctica de Incendios Forestales en el Gran Chaco mediante GeoAI Multiescala (2018–2025)</w:t>
+        <w:t xml:space="preserve">Un marco computacional reproducible para el desacoplamiento y benchmarking de ignición y propagación de incendios en el Gran Chaco (2018–2025)</w:t>
       </w:r>
     </w:p>
     <w:p>
@@ -58,7 +58,7 @@
           <w:i/>
           <w:iCs/>
         </w:rPr>
-        <w:t xml:space="preserve">Desacoplando el peligro biofísico de ignición y la propagación táctica de incendios forestales en el Gran Chaco mediante GeoAI multiescala (2018–2025)</w:t>
+        <w:t xml:space="preserve">Un marco computacional reproducible para el desacoplamiento y benchmarking de ignición y propagación de incendios en el Gran Chaco (2018–2025)</w:t>
       </w:r>
     </w:p>
     <w:p>
@@ -84,7 +84,7 @@
           <w:i/>
           <w:iCs/>
         </w:rPr>
-        <w:t xml:space="preserve">Un marco computacional reproducible de dos etapas para el nowcasting diario de peligro y benchmarking internacional frente a full Canadian FWI y INPE Risco de Fogo</w:t>
+        <w:t xml:space="preserve">Targets D2, inferencia con gating y fallback M1/M3, y benchmark abierto frente a Canadian FWI e INPE Risco de Fogo</w:t>
       </w:r>
     </w:p>
     <w:p>
@@ -110,7 +110,7 @@
           <w:i/>
           <w:iCs/>
         </w:rPr>
-        <w:t xml:space="preserve">Decoupling Biophysical Ignition Hazard and Tactical Wildfire Propagation in the Gran Chaco via Multiscale GeoAI (2018–2025)</w:t>
+        <w:t xml:space="preserve">A Reproducible Computational Framework for Decoupled Wildfire Ignition and Propagation Benchmarking in the Gran Chaco (2018–2025)</w:t>
       </w:r>
     </w:p>
     <w:p>
@@ -136,7 +136,7 @@
           <w:i/>
           <w:iCs/>
         </w:rPr>
-        <w:t xml:space="preserve">A Reproducible Two-Stage Computational Framework for Daily Hazard Nowcasting and International Benchmarking Against full Canadian FWI and INPE</w:t>
+        <w:t xml:space="preserve">D2 Targets, Gated M3/M1 Inference and an Open Benchmark Against Canadian FWI and INPE</w:t>
       </w:r>
     </w:p>
     <w:p>
@@ -162,7 +162,7 @@
           <w:i/>
           <w:iCs/>
         </w:rPr>
-        <w:t xml:space="preserve">Decoupled GeoAI Wildfire Hazard in the Gran Chaco (2018–2025)</w:t>
+        <w:t xml:space="preserve">Reproducible Decoupled Wildfire Benchmarking in the Gran Chaco</w:t>
       </w:r>
     </w:p>
     <w:p>
@@ -589,7 +589,7 @@
       </w:r>
     </w:p>
     <w:bookmarkEnd w:id="12"/>
-    <w:bookmarkStart w:id="16" w:name="resumen-gráfico-graphical-abstract"/>
+    <w:bookmarkStart w:id="13" w:name="resumen-gráfico-graphical-abstract"/>
     <w:p>
       <w:pPr>
         <w:pStyle w:val="Heading1"/>
@@ -600,57 +600,10 @@
     </w:p>
     <w:p>
       <w:pPr>
-        <w:pStyle w:val="CaptionedFigure"/>
-      </w:pPr>
-      <w:r>
-        <w:drawing>
-          <wp:inline>
-            <wp:extent cx="5334000" cy="2336234"/>
-            <wp:effectExtent b="0" l="0" r="0" t="0"/>
-            <wp:docPr descr="Graphical Abstract: Decoupled GeoAI Framework for Operational Wildfire Hazard in Paraguay" title="" id="14" name="Picture"/>
-            <a:graphic>
-              <a:graphicData uri="http://schemas.openxmlformats.org/drawingml/2006/picture">
-                <pic:pic>
-                  <pic:nvPicPr>
-                    <pic:cNvPr descr="figuras/fig01_arquitectura_impacto_nature.png" id="15" name="Picture"/>
-                    <pic:cNvPicPr>
-                      <a:picLocks noChangeArrowheads="1" noChangeAspect="1"/>
-                    </pic:cNvPicPr>
-                  </pic:nvPicPr>
-                  <pic:blipFill>
-                    <a:blip r:embed="rId13"/>
-                    <a:stretch>
-                      <a:fillRect/>
-                    </a:stretch>
-                  </pic:blipFill>
-                  <pic:spPr bwMode="auto">
-                    <a:xfrm>
-                      <a:off x="0" y="0"/>
-                      <a:ext cx="5334000" cy="2336234"/>
-                    </a:xfrm>
-                    <a:prstGeom prst="rect">
-                      <a:avLst/>
-                    </a:prstGeom>
-                    <a:noFill/>
-                    <a:ln w="9525">
-                      <a:noFill/>
-                      <a:headEnd/>
-                      <a:tailEnd/>
-                    </a:ln>
-                  </pic:spPr>
-                </pic:pic>
-              </a:graphicData>
-            </a:graphic>
-          </wp:inline>
-        </w:drawing>
-      </w:r>
-    </w:p>
-    <w:p>
-      <w:pPr>
-        <w:pStyle w:val="ImageCaption"/>
-      </w:pPr>
-      <w:r>
-        <w:t xml:space="preserve">Graphical Abstract: Decoupled GeoAI Framework for Operational Wildfire Hazard in Paraguay</w:t>
+        <w:pStyle w:val="BlockText"/>
+      </w:pPr>
+      <w:r>
+        <w:t xml:space="preserve">Graphical abstract to be generated as a separate file after the final figure redesign. The previous draft still contained obsolete metrics and is not suitable for submission.</w:t>
       </w:r>
     </w:p>
     <w:p>
@@ -660,8 +613,8 @@
         </w:pict>
       </w:r>
     </w:p>
-    <w:bookmarkEnd w:id="16"/>
-    <w:bookmarkStart w:id="19" w:name="resumen-abstract-keywords"/>
+    <w:bookmarkEnd w:id="13"/>
+    <w:bookmarkStart w:id="16" w:name="resumen-abstract-keywords"/>
     <w:p>
       <w:pPr>
         <w:pStyle w:val="Heading1"/>
@@ -670,7 +623,7 @@
         <w:t xml:space="preserve">5. Resumen / Abstract &amp; Keywords</w:t>
       </w:r>
     </w:p>
-    <w:bookmarkStart w:id="17" w:name="resumen-español"/>
+    <w:bookmarkStart w:id="14" w:name="resumen-español"/>
     <w:p>
       <w:pPr>
         <w:pStyle w:val="Heading3"/>
@@ -684,22 +637,50 @@
         <w:pStyle w:val="FirstParagraph"/>
       </w:pPr>
       <w:r>
-        <w:t xml:space="preserve">La predicción operativa de incendios forestales mediante aprendizaje automático enfrenta dos fallas metodológicas: el sesgo de atajo espacial y la dificultad de los índices boreales (como el Canadian FWI) en biomas subtropicales. Presentamos</w:t>
-      </w:r>
-      <w:r>
-        <w:t xml:space="preserve"> </w:t>
-      </w:r>
-      <w:r>
-        <w:rPr>
-          <w:rStyle w:val="VerbatimChar"/>
-        </w:rPr>
-        <w:t xml:space="preserve">Incendios_PY</w:t>
-      </w:r>
-      <w:r>
-        <w:t xml:space="preserve">, una arquitectura GeoAI multiescala y desacoplada para Paraguay (400.006 celdas de 1 km², 2018–2025). El gating biofísico reduce el 21,7 % de las celdas-día y retiene el 97,17 % de las detecciones térmicas. Los priors históricos usan corte mensual y ventana móvil de 3 años. El modelo híbrido</w:t>
-      </w:r>
-      <w:r>
-        <w:t xml:space="preserve"> </w:t>
+        <w:t xml:space="preserve">La predicción operativa de incendios con aprendizaje automático sufre fugas espaciales y una limitada transferibilidad de los índices boreales a biomas subtropicales. Presentamos un marco computacional reproducible que separa ignición primaria y propagación táctica y hace explícitos la construcción de targets, la inferencia con gating y el protocolo de evaluación. La definición D2 exige que la ignición no tenga fuego</w:t>
+      </w:r>
+      <w:r>
+        <w:t xml:space="preserve"> </w:t>
+      </w:r>
+      <m:oMath>
+        <m:r>
+          <m:t>t</m:t>
+        </m:r>
+        <m:r>
+          <m:rPr>
+            <m:sty m:val="p"/>
+          </m:rPr>
+          <m:t>−</m:t>
+        </m:r>
+        <m:r>
+          <m:t>1</m:t>
+        </m:r>
+      </m:oMath>
+      <w:r>
+        <w:t xml:space="preserve"> </w:t>
+      </w:r>
+      <w:r>
+        <w:t xml:space="preserve">en 25 km ni fuego en la misma celda en 10 días; la propagación se evalúa dentro de 25 km de un fuego</w:t>
+      </w:r>
+      <w:r>
+        <w:t xml:space="preserve"> </w:t>
+      </w:r>
+      <m:oMath>
+        <m:r>
+          <m:t>t</m:t>
+        </m:r>
+        <m:r>
+          <m:rPr>
+            <m:sty m:val="p"/>
+          </m:rPr>
+          <m:t>−</m:t>
+        </m:r>
+        <m:r>
+          <m:t>1</m:t>
+        </m:r>
+      </m:oMath>
+      <w:r>
+        <w:t xml:space="preserve">. Un gating biofísico elimina celdas no combustibles o húmedas; un modelo híbrido LightGBM (</w:t>
       </w:r>
       <m:oMath>
         <m:sSub>
@@ -720,19 +701,7 @@
         </m:sSub>
       </m:oMath>
       <w:r>
-        <w:t xml:space="preserve"> </w:t>
-      </w:r>
-      <w:r>
-        <w:t xml:space="preserve">combina clima ERA5-Land, MapBiomas real (</w:t>
-      </w:r>
-      <w:r>
-        <w:rPr>
-          <w:rStyle w:val="VerbatimChar"/>
-        </w:rPr>
-        <w:t xml:space="preserve">collection2_2023</w:t>
-      </w:r>
-      <w:r>
-        <w:t xml:space="preserve">), ecotono, corredores antrópicos y priors causales; la propagación táctica usa un kernel causal</w:t>
+        <w:t xml:space="preserve">) predice ignición sin variables de fuego</w:t>
       </w:r>
       <w:r>
         <w:t xml:space="preserve"> </w:t>
@@ -752,7 +721,70 @@
         </m:r>
       </m:oMath>
       <w:r>
-        <w:t xml:space="preserve">. La evaluación sigue la definición D2: ignición primaria sin fuego t-1 en 25 km ni fuego en la celda en 10 días, y propagación dentro de 25 km de un fuego t-1. El test D2 contiene N=1.813.966 celdas-día (376.552 ignición y 1.437.414 propagación).</w:t>
+        <w:t xml:space="preserve">, con</w:t>
+      </w:r>
+      <w:r>
+        <w:t xml:space="preserve"> </w:t>
+      </w:r>
+      <m:oMath>
+        <m:sSub>
+          <m:e>
+            <m:r>
+              <m:rPr>
+                <m:scr m:val="script"/>
+                <m:sty m:val="p"/>
+              </m:rPr>
+              <m:t>M</m:t>
+            </m:r>
+          </m:e>
+          <m:sub>
+            <m:r>
+              <m:t>1</m:t>
+            </m:r>
+          </m:sub>
+        </m:sSub>
+      </m:oMath>
+      <w:r>
+        <w:t xml:space="preserve"> </w:t>
+      </w:r>
+      <w:r>
+        <w:t xml:space="preserve">como fallback para celdas sin historia; la propagación usa un kernel causal</w:t>
+      </w:r>
+      <w:r>
+        <w:t xml:space="preserve"> </w:t>
+      </w:r>
+      <m:oMath>
+        <m:r>
+          <m:t>t</m:t>
+        </m:r>
+        <m:r>
+          <m:rPr>
+            <m:sty m:val="p"/>
+          </m:rPr>
+          <m:t>−</m:t>
+        </m:r>
+        <m:r>
+          <m:t>1</m:t>
+        </m:r>
+      </m:oMath>
+      <w:r>
+        <w:t xml:space="preserve">. Un pipeline</w:t>
+      </w:r>
+      <w:r>
+        <w:t xml:space="preserve"> </w:t>
+      </w:r>
+      <w:r>
+        <w:rPr>
+          <w:i/>
+          <w:iCs/>
+        </w:rPr>
+        <w:t xml:space="preserve">zero-copy</w:t>
+      </w:r>
+      <w:r>
+        <w:t xml:space="preserve"> </w:t>
+      </w:r>
+      <w:r>
+        <w:t xml:space="preserve">en Polars/DuckDB evalúa 400.006 celdas de 1 km², y un harness reproducible combina bootstrap agrupado por fecha, bloques espaciales de 50 km, lead-time y cost-loss. En test ciego 2024–2025 (1.813.966 celdas-día-tarea),</w:t>
       </w:r>
       <w:r>
         <w:t xml:space="preserve"> </w:t>
@@ -779,85 +811,7 @@
         <w:t xml:space="preserve"> </w:t>
       </w:r>
       <w:r>
-        <w:t xml:space="preserve">obtiene ROC-AUC 0,7851/0,7485 (Chaco/Oriental), frente a 0,5185/0,5569 del FWI completo y 0,5386/0,4994 del INPE Risco de Fogo; la propagación alcanza 0,8989/0,7799. Las precisiones case-control</w:t>
-      </w:r>
-      <w:r>
-        <w:t xml:space="preserve"> </w:t>
-      </w:r>
-      <m:oMath>
-        <m:sSub>
-          <m:e>
-            <m:r>
-              <m:t>F</m:t>
-            </m:r>
-          </m:e>
-          <m:sub>
-            <m:r>
-              <m:t>0.5</m:t>
-            </m:r>
-          </m:sub>
-        </m:sSub>
-      </m:oMath>
-      <w:r>
-        <w:t xml:space="preserve"> </w:t>
-      </w:r>
-      <w:r>
-        <w:t xml:space="preserve">son 27,54 %/29,67 % y 84,94 %/62,42 %; en población caen a 0,062 %/0,206 % y 9,96 %/4,49 %. En holdout espacial, M3 cae a 0,6243/0,5754 y M1 obtiene 0,6338/0,6176: la ventaja híbrida es temporal. El pipeline se midió en ~1,569 s y ~2,18 GB de RAM pico. Es un nowcast/hindcast. La cobertura conformal empírica fue 89,85 %/90,19 % para 90 % y 95,02 %/94,56 % para 95 %.</w:t>
-      </w:r>
-    </w:p>
-    <w:p>
-      <w:pPr>
-        <w:pStyle w:val="BodyText"/>
-      </w:pPr>
-      <w:r>
-        <w:rPr>
-          <w:b/>
-          <w:bCs/>
-        </w:rPr>
-        <w:t xml:space="preserve">Palabras clave:</w:t>
-      </w:r>
-      <w:r>
-        <w:t xml:space="preserve"> </w:t>
-      </w:r>
-      <w:r>
-        <w:t xml:space="preserve">Incendios forestales; GeoAI; Gran Chaco; LightGBM; Reanálisis ERA5-Land; NASA FIRMS; Desacoplamiento biofísico; Autocorrelación espacial; Benchmarking internacional.</w:t>
-      </w:r>
-    </w:p>
-    <w:p>
-      <w:r>
-        <w:pict>
-          <v:rect style="width:0;height:1.5pt" o:hralign="center" o:hrstd="t" o:hr="t"/>
-        </w:pict>
-      </w:r>
-    </w:p>
-    <w:bookmarkEnd w:id="17"/>
-    <w:bookmarkStart w:id="18" w:name="abstract-english"/>
-    <w:p>
-      <w:pPr>
-        <w:pStyle w:val="Heading3"/>
-      </w:pPr>
-      <w:r>
-        <w:t xml:space="preserve">Abstract (English)</w:t>
-      </w:r>
-    </w:p>
-    <w:p>
-      <w:pPr>
-        <w:pStyle w:val="FirstParagraph"/>
-      </w:pPr>
-      <w:r>
-        <w:t xml:space="preserve">Operational wildfire prediction via machine learning faces spatial shortcut learning and the limited transferability of boreal fire-weather indices to subtropical biomes. We present</w:t>
-      </w:r>
-      <w:r>
-        <w:t xml:space="preserve"> </w:t>
-      </w:r>
-      <w:r>
-        <w:rPr>
-          <w:rStyle w:val="VerbatimChar"/>
-        </w:rPr>
-        <w:t xml:space="preserve">Incendios_PY</w:t>
-      </w:r>
-      <w:r>
-        <w:t xml:space="preserve">, a decoupled multiscale GeoAI framework for Paraguay (400,006 1-km² cells, 2018–2025). Biophysical gating removes 21.7 % of cell-days while retaining 97.17 % of thermal detections. Historical priors use a monthly cutoff and a rolling 3-year window. The hybrid model</w:t>
+        <w:t xml:space="preserve">alcanza ROC-AUC 0,7851/0,7485 (Chaco/Oriental), frente a 0,5185/0,5569 del FWI completo y 0,5386/0,4994 del INPE; la propagación alcanza 0,8989/0,7799. La precisión poblacional de ignición es solo 0,062 %/0,206 %, por lo que el sistema es un nowcast y herramienta de priorización, no una alerta autónoma.</w:t>
       </w:r>
       <w:r>
         <w:t xml:space="preserve"> </w:t>
@@ -884,39 +838,7 @@
         <w:t xml:space="preserve"> </w:t>
       </w:r>
       <w:r>
-        <w:t xml:space="preserve">combines ERA5-Land weather, real MapBiomas (</w:t>
-      </w:r>
-      <w:r>
-        <w:rPr>
-          <w:rStyle w:val="VerbatimChar"/>
-        </w:rPr>
-        <w:t xml:space="preserve">collection2_2023</w:t>
-      </w:r>
-      <w:r>
-        <w:t xml:space="preserve">), ecotone, anthropogenic corridors and causal priors; tactical propagation uses a causal</w:t>
-      </w:r>
-      <w:r>
-        <w:t xml:space="preserve"> </w:t>
-      </w:r>
-      <m:oMath>
-        <m:r>
-          <m:t>t</m:t>
-        </m:r>
-        <m:r>
-          <m:rPr>
-            <m:sty m:val="p"/>
-          </m:rPr>
-          <m:t>−</m:t>
-        </m:r>
-        <m:r>
-          <m:t>1</m:t>
-        </m:r>
-      </m:oMath>
-      <w:r>
-        <w:t xml:space="preserve"> </w:t>
-      </w:r>
-      <w:r>
-        <w:t xml:space="preserve">kernel. Evaluation follows D2: primary ignition with no t-1 fire within 25 km and no same-cell fire in 10 days, and propagation within 25 km of a t-1 fire. The D2 test contains N=1,813,966 cell-days (376,552 ignition and 1,437,414 propagation).</w:t>
+        <w:t xml:space="preserve">pierde transferibilidad espacial (0,6243/0,5754), mientras</w:t>
       </w:r>
       <w:r>
         <w:t xml:space="preserve"> </w:t>
@@ -934,7 +856,7 @@
           </m:e>
           <m:sub>
             <m:r>
-              <m:t>3</m:t>
+              <m:t>1</m:t>
             </m:r>
           </m:sub>
         </m:sSub>
@@ -943,30 +865,20 @@
         <w:t xml:space="preserve"> </w:t>
       </w:r>
       <w:r>
-        <w:t xml:space="preserve">achieves ROC-AUC 0.7851/0.7485 (Chaco/Oriental), versus 0.5185/0.5569 for full FWI and 0.5386/0.4994 for INPE; propagation reaches 0.8989/0.7799. Case-control</w:t>
-      </w:r>
-      <w:r>
-        <w:t xml:space="preserve"> </w:t>
-      </w:r>
-      <m:oMath>
-        <m:sSub>
-          <m:e>
-            <m:r>
-              <m:t>F</m:t>
-            </m:r>
-          </m:e>
-          <m:sub>
-            <m:r>
-              <m:t>0.5</m:t>
-            </m:r>
-          </m:sub>
-        </m:sSub>
-      </m:oMath>
-      <w:r>
-        <w:t xml:space="preserve"> </w:t>
-      </w:r>
-      <w:r>
-        <w:t xml:space="preserve">precision is 27.54 %/29.67 % and 84.94 %/62.42 %; population precision drops to 0.062 %/0.206 % and 9.96 %/4.49 %. In spatial holdout, M3 drops to 0.6243/0.5754 while M1 reaches 0.6338/0.6176: the hybrid advantage is temporal. The pipeline measured ~1.569 s and ~2.18 GB peak RAM. It is a nowcast/hindcast. Empirical conformal coverage was 89.85 %/90.19 % for 90 % and 95.02 %/94.56 % for 95 %.</w:t>
+        <w:t xml:space="preserve">es más robusto (0,6338/0,6176), lo que motiva el fallback. Código y datos están archivados con DOI. La contribución es un protocolo computacional y un benchmark reproducible, no un nuevo algoritmo de</w:t>
+      </w:r>
+      <w:r>
+        <w:t xml:space="preserve"> </w:t>
+      </w:r>
+      <w:r>
+        <w:rPr>
+          <w:i/>
+          <w:iCs/>
+        </w:rPr>
+        <w:t xml:space="preserve">boosting</w:t>
+      </w:r>
+      <w:r>
+        <w:t xml:space="preserve">.</w:t>
       </w:r>
     </w:p>
     <w:p>
@@ -978,13 +890,13 @@
           <w:b/>
           <w:bCs/>
         </w:rPr>
-        <w:t xml:space="preserve">Keywords:</w:t>
-      </w:r>
-      <w:r>
-        <w:t xml:space="preserve"> </w:t>
-      </w:r>
-      <w:r>
-        <w:t xml:space="preserve">Wildfire hazard nowcasting; GeoAI; Gran Chaco; LightGBM; ERA5-Land reanalysis; NASA FIRMS; Biophysical decoupling; Spatial autocorrelation; International benchmarking.</w:t>
+        <w:t xml:space="preserve">Palabras clave:</w:t>
+      </w:r>
+      <w:r>
+        <w:t xml:space="preserve"> </w:t>
+      </w:r>
+      <w:r>
+        <w:t xml:space="preserve">Incendios forestales; GeoAI; reproducibilidad; validación espacial; LightGBM; Gran Chaco.</w:t>
       </w:r>
     </w:p>
     <w:p>
@@ -994,9 +906,52 @@
         </w:pict>
       </w:r>
     </w:p>
-    <w:bookmarkEnd w:id="18"/>
-    <w:bookmarkEnd w:id="19"/>
-    <w:bookmarkStart w:id="31" w:name="Xc3df9541fd9aa2ebc242b360f3fcbbede422e9d"/>
+    <w:bookmarkEnd w:id="14"/>
+    <w:bookmarkStart w:id="15" w:name="abstract-english"/>
+    <w:p>
+      <w:pPr>
+        <w:pStyle w:val="Heading3"/>
+      </w:pPr>
+      <w:r>
+        <w:t xml:space="preserve">Abstract (English)</w:t>
+      </w:r>
+    </w:p>
+    <w:p>
+      <w:pPr>
+        <w:pStyle w:val="FirstParagraph"/>
+      </w:pPr>
+      <w:r>
+        <w:t xml:space="preserve">Wildfire machine learning often suffers from spatial leakage and from the limited transferability of boreal fire-weather indices to subtropical biomes. We present a reproducible computational framework that separates primary ignition from tactical propagation and makes target construction, gated inference and evaluation explicit. D2 defines ignition as fire at day t with no t-1 fire within 25 km and no same-cell fire in the previous 10 days; propagation is evaluated within 25 km of a t-1 fire. A biophysical gate removes non-combustible and wet cell-days. A hybrid LightGBM model (M3) predicts ignition without t-1 fire inputs, with M1 as a fallback for cells without fire history; propagation uses a causal t-1 kernel. A zero-copy Polars/DuckDB pipeline scores 400,006 1-km² cells, and a reproducible harness combines grouped-by-date bootstrap, 50-km spatial blocks, lead-time and cost-loss analyses. In the 2024–2025 held-out test (1,813,966 task cell-days), M3 reaches ROC-AUC 0.7851/0.7485 (Chaco/Oriental), versus 0.5185/0.5569 for full Canadian FWI and 0.5386/0.4994 for INPE; propagation reaches 0.8989/0.7799. Population-level ignition precision is only 0.062 %/0.206 %, so the system is a nowcast and prioritisation tool, not a stand-alone warning system. M3 loses spatial transferability (0.6243/0.5754), whereas M1 is more robust (0.6338/0.6176), motivating the fallback. Code and data are archived with DOIs. The contribution is a reproducible computational protocol and benchmark, not a new boosting algorithm.</w:t>
+      </w:r>
+    </w:p>
+    <w:p>
+      <w:pPr>
+        <w:pStyle w:val="BodyText"/>
+      </w:pPr>
+      <w:r>
+        <w:rPr>
+          <w:b/>
+          <w:bCs/>
+        </w:rPr>
+        <w:t xml:space="preserve">Keywords:</w:t>
+      </w:r>
+      <w:r>
+        <w:t xml:space="preserve"> </w:t>
+      </w:r>
+      <w:r>
+        <w:t xml:space="preserve">Wildfire nowcasting; GeoAI; reproducibility; spatial cross-validation; LightGBM; Gran Chaco.</w:t>
+      </w:r>
+    </w:p>
+    <w:p>
+      <w:r>
+        <w:pict>
+          <v:rect style="width:0;height:1.5pt" o:hralign="center" o:hrstd="t" o:hr="t"/>
+        </w:pict>
+      </w:r>
+    </w:p>
+    <w:bookmarkEnd w:id="15"/>
+    <w:bookmarkEnd w:id="16"/>
+    <w:bookmarkStart w:id="28" w:name="Xc3df9541fd9aa2ebc242b360f3fcbbede422e9d"/>
     <w:p>
       <w:pPr>
         <w:pStyle w:val="Heading1"/>
@@ -1005,7 +960,7 @@
         <w:t xml:space="preserve">6. Declaraciones Obligatorias de Elsevier / Declarations</w:t>
       </w:r>
     </w:p>
-    <w:bookmarkStart w:id="23" w:name="X70f8decb7765084b7f9d2e73c83f15df9b20afc"/>
+    <w:bookmarkStart w:id="20" w:name="X70f8decb7765084b7f9d2e73c83f15df9b20afc"/>
     <w:p>
       <w:pPr>
         <w:pStyle w:val="Heading3"/>
@@ -1266,7 +1221,7 @@
       <w:r>
         <w:t xml:space="preserve"> </w:t>
       </w:r>
-      <w:hyperlink r:id="rId20">
+      <w:hyperlink r:id="rId17">
         <w:r>
           <w:rPr>
             <w:rStyle w:val="Hyperlink"/>
@@ -1293,7 +1248,7 @@
       <w:r>
         <w:t xml:space="preserve"> </w:t>
       </w:r>
-      <w:hyperlink r:id="rId21">
+      <w:hyperlink r:id="rId18">
         <w:r>
           <w:rPr>
             <w:rStyle w:val="Hyperlink"/>
@@ -1320,7 +1275,7 @@
       <w:r>
         <w:t xml:space="preserve"> </w:t>
       </w:r>
-      <w:hyperlink r:id="rId22">
+      <w:hyperlink r:id="rId19">
         <w:r>
           <w:rPr>
             <w:rStyle w:val="Hyperlink"/>
@@ -1329,8 +1284,8 @@
         </w:r>
       </w:hyperlink>
     </w:p>
-    <w:bookmarkEnd w:id="23"/>
-    <w:bookmarkStart w:id="27" w:name="X2e6a9152266b96449fe18b3a1b6306101b90c46"/>
+    <w:bookmarkEnd w:id="20"/>
+    <w:bookmarkStart w:id="24" w:name="X2e6a9152266b96449fe18b3a1b6306101b90c46"/>
     <w:p>
       <w:pPr>
         <w:pStyle w:val="Heading3"/>
@@ -1371,7 +1326,7 @@
       <w:r>
         <w:t xml:space="preserve"> </w:t>
       </w:r>
-      <w:hyperlink r:id="rId24">
+      <w:hyperlink r:id="rId21">
         <w:r>
           <w:rPr>
             <w:rStyle w:val="Hyperlink"/>
@@ -1404,7 +1359,7 @@
       <w:r>
         <w:t xml:space="preserve">Copernicus Climate Data Store (CDS) ERA5-Land reanalysis (</w:t>
       </w:r>
-      <w:hyperlink r:id="rId25">
+      <w:hyperlink r:id="rId22">
         <w:r>
           <w:rPr>
             <w:rStyle w:val="Hyperlink"/>
@@ -1469,7 +1424,7 @@
           <w:b/>
           <w:bCs/>
         </w:rPr>
-        <w:t xml:space="preserve">Límites cartográficos soberanos:</w:t>
+        <w:t xml:space="preserve">Límites cartográficos nacionales:</w:t>
       </w:r>
       <w:r>
         <w:t xml:space="preserve"> </w:t>
@@ -1477,7 +1432,7 @@
       <w:r>
         <w:t xml:space="preserve">Marco geoBoundaries ADM0 y ADM1 (</w:t>
       </w:r>
-      <w:hyperlink r:id="rId26">
+      <w:hyperlink r:id="rId23">
         <w:r>
           <w:rPr>
             <w:rStyle w:val="Hyperlink"/>
@@ -1512,7 +1467,7 @@
       <w:r>
         <w:t xml:space="preserve"> </w:t>
       </w:r>
-      <w:hyperlink r:id="rId22">
+      <w:hyperlink r:id="rId19">
         <w:r>
           <w:rPr>
             <w:rStyle w:val="Hyperlink"/>
@@ -1524,8 +1479,8 @@
         <w:t xml:space="preserve">.</w:t>
       </w:r>
     </w:p>
-    <w:bookmarkEnd w:id="27"/>
-    <w:bookmarkStart w:id="28" w:name="c.-financiamiento-funding"/>
+    <w:bookmarkEnd w:id="24"/>
+    <w:bookmarkStart w:id="25" w:name="c.-financiamiento-funding"/>
     <w:p>
       <w:pPr>
         <w:pStyle w:val="Heading3"/>
@@ -1542,8 +1497,8 @@
         <w:t xml:space="preserve">Esta investigación fue realizada como un desarrollo de investigación independiente y de acceso abierto autofinanciado por el autor. No se recibieron subvenciones específicas de organismos del sector público, comercial o sin fines de lucro.</w:t>
       </w:r>
     </w:p>
-    <w:bookmarkEnd w:id="28"/>
-    <w:bookmarkStart w:id="29" w:name="Xae657ab1a92bd8f09f57de06fc35a8d594aaeca"/>
+    <w:bookmarkEnd w:id="25"/>
+    <w:bookmarkStart w:id="26" w:name="Xae657ab1a92bd8f09f57de06fc35a8d594aaeca"/>
     <w:p>
       <w:pPr>
         <w:pStyle w:val="Heading3"/>
@@ -1560,8 +1515,8 @@
         <w:t xml:space="preserve">El autor declara que no existen conflictos de interés financieros, institucionales ni personales que hayan podido influir en el diseño, análisis, interpretación o presentación de los resultados expuestos en este manuscrito.</w:t>
       </w:r>
     </w:p>
-    <w:bookmarkEnd w:id="29"/>
-    <w:bookmarkStart w:id="30" w:name="X165867c682dba5cbdd9d30e774da206830c2fdb"/>
+    <w:bookmarkEnd w:id="26"/>
+    <w:bookmarkStart w:id="27" w:name="X165867c682dba5cbdd9d30e774da206830c2fdb"/>
     <w:p>
       <w:pPr>
         <w:pStyle w:val="Heading3"/>
@@ -1592,8 +1547,8 @@
         <w:t xml:space="preserve">Conceptualización, Metodología, Software, Validación, Análisis Formal, Investigación, Recursos, Curación de Datos, Redacción - Borrador Original, Redacción - Revisión y Edición, Visualización, Supervisión y Administración del Proyecto.</w:t>
       </w:r>
     </w:p>
-    <w:bookmarkEnd w:id="30"/>
-    <w:bookmarkEnd w:id="31"/>
+    <w:bookmarkEnd w:id="27"/>
+    <w:bookmarkEnd w:id="28"/>
     <w:sectPr>
       <w:footnotePr>
         <w:numRestart w:val="eachSect"/>

--- a/title_page.docx
+++ b/title_page.docx
@@ -589,7 +589,7 @@
       </w:r>
     </w:p>
     <w:bookmarkEnd w:id="12"/>
-    <w:bookmarkStart w:id="13" w:name="resumen-gráfico-graphical-abstract"/>
+    <w:bookmarkStart w:id="16" w:name="resumen-gráfico-graphical-abstract"/>
     <w:p>
       <w:pPr>
         <w:pStyle w:val="Heading1"/>
@@ -600,10 +600,67 @@
     </w:p>
     <w:p>
       <w:pPr>
-        <w:pStyle w:val="BlockText"/>
-      </w:pPr>
-      <w:r>
-        <w:t xml:space="preserve">Graphical abstract to be generated as a separate file after the final figure redesign. The previous draft still contained obsolete metrics and is not suitable for submission.</w:t>
+        <w:pStyle w:val="FirstParagraph"/>
+      </w:pPr>
+      <w:r>
+        <w:drawing>
+          <wp:inline>
+            <wp:extent cx="5334000" cy="2115349"/>
+            <wp:effectExtent b="0" l="0" r="0" t="0"/>
+            <wp:docPr descr="" title="" id="14" name="Picture"/>
+            <a:graphic>
+              <a:graphicData uri="http://schemas.openxmlformats.org/drawingml/2006/picture">
+                <pic:pic>
+                  <pic:nvPicPr>
+                    <pic:cNvPr descr="figuras/graphical_abstract.png" id="15" name="Picture"/>
+                    <pic:cNvPicPr>
+                      <a:picLocks noChangeArrowheads="1" noChangeAspect="1"/>
+                    </pic:cNvPicPr>
+                  </pic:nvPicPr>
+                  <pic:blipFill>
+                    <a:blip r:embed="rId13"/>
+                    <a:stretch>
+                      <a:fillRect/>
+                    </a:stretch>
+                  </pic:blipFill>
+                  <pic:spPr bwMode="auto">
+                    <a:xfrm>
+                      <a:off x="0" y="0"/>
+                      <a:ext cx="5334000" cy="2115349"/>
+                    </a:xfrm>
+                    <a:prstGeom prst="rect">
+                      <a:avLst/>
+                    </a:prstGeom>
+                    <a:noFill/>
+                    <a:ln w="9525">
+                      <a:noFill/>
+                      <a:headEnd/>
+                      <a:tailEnd/>
+                    </a:ln>
+                  </pic:spPr>
+                </pic:pic>
+              </a:graphicData>
+            </a:graphic>
+          </wp:inline>
+        </w:drawing>
+      </w:r>
+    </w:p>
+    <w:p>
+      <w:pPr>
+        <w:pStyle w:val="BodyText"/>
+      </w:pPr>
+      <w:r>
+        <w:rPr>
+          <w:b/>
+          <w:bCs/>
+        </w:rPr>
+        <w:t xml:space="preserve">Graphical abstract.</w:t>
+      </w:r>
+      <w:r>
+        <w:t xml:space="preserve"> </w:t>
+      </w:r>
+      <w:r>
+        <w:t xml:space="preserve">Decoupled D2 targets, gated M3/M1 inference, causal t-1 propagation and a blind benchmark against FWI and INPE. The visual uses only current, traceable results.</w:t>
       </w:r>
     </w:p>
     <w:p>
@@ -613,8 +670,8 @@
         </w:pict>
       </w:r>
     </w:p>
-    <w:bookmarkEnd w:id="13"/>
-    <w:bookmarkStart w:id="16" w:name="resumen-abstract-keywords"/>
+    <w:bookmarkEnd w:id="16"/>
+    <w:bookmarkStart w:id="19" w:name="resumen-abstract-keywords"/>
     <w:p>
       <w:pPr>
         <w:pStyle w:val="Heading1"/>
@@ -623,7 +680,7 @@
         <w:t xml:space="preserve">5. Resumen / Abstract &amp; Keywords</w:t>
       </w:r>
     </w:p>
-    <w:bookmarkStart w:id="14" w:name="resumen-español"/>
+    <w:bookmarkStart w:id="17" w:name="resumen-español"/>
     <w:p>
       <w:pPr>
         <w:pStyle w:val="Heading3"/>
@@ -906,8 +963,8 @@
         </w:pict>
       </w:r>
     </w:p>
-    <w:bookmarkEnd w:id="14"/>
-    <w:bookmarkStart w:id="15" w:name="abstract-english"/>
+    <w:bookmarkEnd w:id="17"/>
+    <w:bookmarkStart w:id="18" w:name="abstract-english"/>
     <w:p>
       <w:pPr>
         <w:pStyle w:val="Heading3"/>
@@ -949,9 +1006,9 @@
         </w:pict>
       </w:r>
     </w:p>
-    <w:bookmarkEnd w:id="15"/>
-    <w:bookmarkEnd w:id="16"/>
-    <w:bookmarkStart w:id="28" w:name="Xc3df9541fd9aa2ebc242b360f3fcbbede422e9d"/>
+    <w:bookmarkEnd w:id="18"/>
+    <w:bookmarkEnd w:id="19"/>
+    <w:bookmarkStart w:id="31" w:name="Xc3df9541fd9aa2ebc242b360f3fcbbede422e9d"/>
     <w:p>
       <w:pPr>
         <w:pStyle w:val="Heading1"/>
@@ -960,7 +1017,7 @@
         <w:t xml:space="preserve">6. Declaraciones Obligatorias de Elsevier / Declarations</w:t>
       </w:r>
     </w:p>
-    <w:bookmarkStart w:id="20" w:name="X70f8decb7765084b7f9d2e73c83f15df9b20afc"/>
+    <w:bookmarkStart w:id="23" w:name="X70f8decb7765084b7f9d2e73c83f15df9b20afc"/>
     <w:p>
       <w:pPr>
         <w:pStyle w:val="Heading3"/>
@@ -1221,7 +1278,7 @@
       <w:r>
         <w:t xml:space="preserve"> </w:t>
       </w:r>
-      <w:hyperlink r:id="rId17">
+      <w:hyperlink r:id="rId20">
         <w:r>
           <w:rPr>
             <w:rStyle w:val="Hyperlink"/>
@@ -1248,7 +1305,7 @@
       <w:r>
         <w:t xml:space="preserve"> </w:t>
       </w:r>
-      <w:hyperlink r:id="rId18">
+      <w:hyperlink r:id="rId21">
         <w:r>
           <w:rPr>
             <w:rStyle w:val="Hyperlink"/>
@@ -1275,7 +1332,7 @@
       <w:r>
         <w:t xml:space="preserve"> </w:t>
       </w:r>
-      <w:hyperlink r:id="rId19">
+      <w:hyperlink r:id="rId22">
         <w:r>
           <w:rPr>
             <w:rStyle w:val="Hyperlink"/>
@@ -1284,8 +1341,8 @@
         </w:r>
       </w:hyperlink>
     </w:p>
-    <w:bookmarkEnd w:id="20"/>
-    <w:bookmarkStart w:id="24" w:name="X2e6a9152266b96449fe18b3a1b6306101b90c46"/>
+    <w:bookmarkEnd w:id="23"/>
+    <w:bookmarkStart w:id="27" w:name="X2e6a9152266b96449fe18b3a1b6306101b90c46"/>
     <w:p>
       <w:pPr>
         <w:pStyle w:val="Heading3"/>
@@ -1326,7 +1383,7 @@
       <w:r>
         <w:t xml:space="preserve"> </w:t>
       </w:r>
-      <w:hyperlink r:id="rId21">
+      <w:hyperlink r:id="rId24">
         <w:r>
           <w:rPr>
             <w:rStyle w:val="Hyperlink"/>
@@ -1359,7 +1416,7 @@
       <w:r>
         <w:t xml:space="preserve">Copernicus Climate Data Store (CDS) ERA5-Land reanalysis (</w:t>
       </w:r>
-      <w:hyperlink r:id="rId22">
+      <w:hyperlink r:id="rId25">
         <w:r>
           <w:rPr>
             <w:rStyle w:val="Hyperlink"/>
@@ -1432,7 +1489,7 @@
       <w:r>
         <w:t xml:space="preserve">Marco geoBoundaries ADM0 y ADM1 (</w:t>
       </w:r>
-      <w:hyperlink r:id="rId23">
+      <w:hyperlink r:id="rId26">
         <w:r>
           <w:rPr>
             <w:rStyle w:val="Hyperlink"/>
@@ -1467,7 +1524,7 @@
       <w:r>
         <w:t xml:space="preserve"> </w:t>
       </w:r>
-      <w:hyperlink r:id="rId19">
+      <w:hyperlink r:id="rId22">
         <w:r>
           <w:rPr>
             <w:rStyle w:val="Hyperlink"/>
@@ -1479,8 +1536,8 @@
         <w:t xml:space="preserve">.</w:t>
       </w:r>
     </w:p>
-    <w:bookmarkEnd w:id="24"/>
-    <w:bookmarkStart w:id="25" w:name="c.-financiamiento-funding"/>
+    <w:bookmarkEnd w:id="27"/>
+    <w:bookmarkStart w:id="28" w:name="c.-financiamiento-funding"/>
     <w:p>
       <w:pPr>
         <w:pStyle w:val="Heading3"/>
@@ -1497,8 +1554,8 @@
         <w:t xml:space="preserve">Esta investigación fue realizada como un desarrollo de investigación independiente y de acceso abierto autofinanciado por el autor. No se recibieron subvenciones específicas de organismos del sector público, comercial o sin fines de lucro.</w:t>
       </w:r>
     </w:p>
-    <w:bookmarkEnd w:id="25"/>
-    <w:bookmarkStart w:id="26" w:name="Xae657ab1a92bd8f09f57de06fc35a8d594aaeca"/>
+    <w:bookmarkEnd w:id="28"/>
+    <w:bookmarkStart w:id="29" w:name="Xae657ab1a92bd8f09f57de06fc35a8d594aaeca"/>
     <w:p>
       <w:pPr>
         <w:pStyle w:val="Heading3"/>
@@ -1515,8 +1572,8 @@
         <w:t xml:space="preserve">El autor declara que no existen conflictos de interés financieros, institucionales ni personales que hayan podido influir en el diseño, análisis, interpretación o presentación de los resultados expuestos en este manuscrito.</w:t>
       </w:r>
     </w:p>
-    <w:bookmarkEnd w:id="26"/>
-    <w:bookmarkStart w:id="27" w:name="X165867c682dba5cbdd9d30e774da206830c2fdb"/>
+    <w:bookmarkEnd w:id="29"/>
+    <w:bookmarkStart w:id="30" w:name="X165867c682dba5cbdd9d30e774da206830c2fdb"/>
     <w:p>
       <w:pPr>
         <w:pStyle w:val="Heading3"/>
@@ -1547,8 +1604,8 @@
         <w:t xml:space="preserve">Conceptualización, Metodología, Software, Validación, Análisis Formal, Investigación, Recursos, Curación de Datos, Redacción - Borrador Original, Redacción - Revisión y Edición, Visualización, Supervisión y Administración del Proyecto.</w:t>
       </w:r>
     </w:p>
-    <w:bookmarkEnd w:id="27"/>
-    <w:bookmarkEnd w:id="28"/>
+    <w:bookmarkEnd w:id="30"/>
+    <w:bookmarkEnd w:id="31"/>
     <w:sectPr>
       <w:footnotePr>
         <w:numRestart w:val="eachSect"/>

--- a/title_page.docx
+++ b/title_page.docx
@@ -26,7 +26,7 @@
         <w:t xml:space="preserve">2026-10-24</w:t>
       </w:r>
     </w:p>
-    <w:bookmarkStart w:id="9" w:name="X91b8e933fbe09d3a75c28ccb4dc2bb04727a969"/>
+    <w:bookmarkStart w:id="11" w:name="X91b8e933fbe09d3a75c28ccb4dc2bb04727a969"/>
     <w:p>
       <w:pPr>
         <w:pStyle w:val="Heading1"/>
@@ -304,14 +304,68 @@
       </w:r>
     </w:p>
     <w:p>
+      <w:pPr>
+        <w:pStyle w:val="Compact"/>
+        <w:numPr>
+          <w:ilvl w:val="0"/>
+          <w:numId w:val="1001"/>
+        </w:numPr>
+      </w:pPr>
+      <w:r>
+        <w:rPr>
+          <w:b/>
+          <w:bCs/>
+        </w:rPr>
+        <w:t xml:space="preserve">Manuscrito en HTML / Manuscript in HTML:</w:t>
+      </w:r>
+      <w:r>
+        <w:br/>
+      </w:r>
+      <w:hyperlink r:id="rId9">
+        <w:r>
+          <w:rPr>
+            <w:rStyle w:val="Hyperlink"/>
+          </w:rPr>
+          <w:t xml:space="preserve">Abrir el manuscrito en HTML</w:t>
+        </w:r>
+      </w:hyperlink>
+    </w:p>
+    <w:p>
+      <w:pPr>
+        <w:pStyle w:val="Compact"/>
+        <w:numPr>
+          <w:ilvl w:val="0"/>
+          <w:numId w:val="1001"/>
+        </w:numPr>
+      </w:pPr>
+      <w:r>
+        <w:rPr>
+          <w:b/>
+          <w:bCs/>
+        </w:rPr>
+        <w:t xml:space="preserve">Material Suplementario en HTML / Supplementary Material in HTML:</w:t>
+      </w:r>
+      <w:r>
+        <w:br/>
+      </w:r>
+      <w:hyperlink r:id="rId10">
+        <w:r>
+          <w:rPr>
+            <w:rStyle w:val="Hyperlink"/>
+          </w:rPr>
+          <w:t xml:space="preserve">Abrir el material suplementario</w:t>
+        </w:r>
+      </w:hyperlink>
+    </w:p>
+    <w:p>
       <w:r>
         <w:pict>
           <v:rect style="width:0;height:1.5pt" o:hralign="center" o:hrstd="t" o:hr="t"/>
         </w:pict>
       </w:r>
     </w:p>
-    <w:bookmarkEnd w:id="9"/>
-    <w:bookmarkStart w:id="11" w:name="Xfb8a93190f39b9b145f294f58bd1a7ddd9c53de"/>
+    <w:bookmarkEnd w:id="11"/>
+    <w:bookmarkStart w:id="13" w:name="Xfb8a93190f39b9b145f294f58bd1a7ddd9c53de"/>
     <w:p>
       <w:pPr>
         <w:pStyle w:val="Heading1"/>
@@ -380,7 +434,7 @@
       <w:r>
         <w:t xml:space="preserve"> </w:t>
       </w:r>
-      <w:hyperlink r:id="rId10">
+      <w:hyperlink r:id="rId12">
         <w:r>
           <w:rPr>
             <w:rStyle w:val="Hyperlink"/>
@@ -449,8 +503,8 @@
         </w:pict>
       </w:r>
     </w:p>
-    <w:bookmarkEnd w:id="11"/>
-    <w:bookmarkStart w:id="12" w:name="X8ab1327f2b895b77afb78b769bce3bafbc6d551"/>
+    <w:bookmarkEnd w:id="13"/>
+    <w:bookmarkStart w:id="14" w:name="X8ab1327f2b895b77afb78b769bce3bafbc6d551"/>
     <w:p>
       <w:pPr>
         <w:pStyle w:val="Heading1"/>
@@ -588,8 +642,8 @@
         </w:pict>
       </w:r>
     </w:p>
-    <w:bookmarkEnd w:id="12"/>
-    <w:bookmarkStart w:id="16" w:name="resumen-gráfico-graphical-abstract"/>
+    <w:bookmarkEnd w:id="14"/>
+    <w:bookmarkStart w:id="18" w:name="resumen-gráfico-graphical-abstract"/>
     <w:p>
       <w:pPr>
         <w:pStyle w:val="Heading1"/>
@@ -607,18 +661,18 @@
           <wp:inline>
             <wp:extent cx="5334000" cy="2115349"/>
             <wp:effectExtent b="0" l="0" r="0" t="0"/>
-            <wp:docPr descr="" title="" id="14" name="Picture"/>
+            <wp:docPr descr="" title="" id="16" name="Picture"/>
             <a:graphic>
               <a:graphicData uri="http://schemas.openxmlformats.org/drawingml/2006/picture">
                 <pic:pic>
                   <pic:nvPicPr>
-                    <pic:cNvPr descr="figuras/graphical_abstract.png" id="15" name="Picture"/>
+                    <pic:cNvPr descr="figuras/graphical_abstract.png" id="17" name="Picture"/>
                     <pic:cNvPicPr>
                       <a:picLocks noChangeArrowheads="1" noChangeAspect="1"/>
                     </pic:cNvPicPr>
                   </pic:nvPicPr>
                   <pic:blipFill>
-                    <a:blip r:embed="rId13"/>
+                    <a:blip r:embed="rId15"/>
                     <a:stretch>
                       <a:fillRect/>
                     </a:stretch>
@@ -670,8 +724,8 @@
         </w:pict>
       </w:r>
     </w:p>
-    <w:bookmarkEnd w:id="16"/>
-    <w:bookmarkStart w:id="19" w:name="resumen-abstract-keywords"/>
+    <w:bookmarkEnd w:id="18"/>
+    <w:bookmarkStart w:id="21" w:name="resumen-abstract-keywords"/>
     <w:p>
       <w:pPr>
         <w:pStyle w:val="Heading1"/>
@@ -680,7 +734,7 @@
         <w:t xml:space="preserve">5. Resumen / Abstract &amp; Keywords</w:t>
       </w:r>
     </w:p>
-    <w:bookmarkStart w:id="17" w:name="resumen-español"/>
+    <w:bookmarkStart w:id="19" w:name="resumen-español"/>
     <w:p>
       <w:pPr>
         <w:pStyle w:val="Heading3"/>
@@ -963,8 +1017,8 @@
         </w:pict>
       </w:r>
     </w:p>
-    <w:bookmarkEnd w:id="17"/>
-    <w:bookmarkStart w:id="18" w:name="abstract-english"/>
+    <w:bookmarkEnd w:id="19"/>
+    <w:bookmarkStart w:id="20" w:name="abstract-english"/>
     <w:p>
       <w:pPr>
         <w:pStyle w:val="Heading3"/>
@@ -1006,9 +1060,9 @@
         </w:pict>
       </w:r>
     </w:p>
-    <w:bookmarkEnd w:id="18"/>
-    <w:bookmarkEnd w:id="19"/>
-    <w:bookmarkStart w:id="31" w:name="Xc3df9541fd9aa2ebc242b360f3fcbbede422e9d"/>
+    <w:bookmarkEnd w:id="20"/>
+    <w:bookmarkEnd w:id="21"/>
+    <w:bookmarkStart w:id="33" w:name="Xc3df9541fd9aa2ebc242b360f3fcbbede422e9d"/>
     <w:p>
       <w:pPr>
         <w:pStyle w:val="Heading1"/>
@@ -1017,7 +1071,7 @@
         <w:t xml:space="preserve">6. Declaraciones Obligatorias de Elsevier / Declarations</w:t>
       </w:r>
     </w:p>
-    <w:bookmarkStart w:id="23" w:name="X70f8decb7765084b7f9d2e73c83f15df9b20afc"/>
+    <w:bookmarkStart w:id="25" w:name="X70f8decb7765084b7f9d2e73c83f15df9b20afc"/>
     <w:p>
       <w:pPr>
         <w:pStyle w:val="Heading3"/>
@@ -1278,7 +1332,7 @@
       <w:r>
         <w:t xml:space="preserve"> </w:t>
       </w:r>
-      <w:hyperlink r:id="rId20">
+      <w:hyperlink r:id="rId22">
         <w:r>
           <w:rPr>
             <w:rStyle w:val="Hyperlink"/>
@@ -1305,7 +1359,7 @@
       <w:r>
         <w:t xml:space="preserve"> </w:t>
       </w:r>
-      <w:hyperlink r:id="rId21">
+      <w:hyperlink r:id="rId23">
         <w:r>
           <w:rPr>
             <w:rStyle w:val="Hyperlink"/>
@@ -1332,7 +1386,7 @@
       <w:r>
         <w:t xml:space="preserve"> </w:t>
       </w:r>
-      <w:hyperlink r:id="rId22">
+      <w:hyperlink r:id="rId24">
         <w:r>
           <w:rPr>
             <w:rStyle w:val="Hyperlink"/>
@@ -1341,8 +1395,8 @@
         </w:r>
       </w:hyperlink>
     </w:p>
-    <w:bookmarkEnd w:id="23"/>
-    <w:bookmarkStart w:id="27" w:name="X2e6a9152266b96449fe18b3a1b6306101b90c46"/>
+    <w:bookmarkEnd w:id="25"/>
+    <w:bookmarkStart w:id="29" w:name="X2e6a9152266b96449fe18b3a1b6306101b90c46"/>
     <w:p>
       <w:pPr>
         <w:pStyle w:val="Heading3"/>
@@ -1383,7 +1437,7 @@
       <w:r>
         <w:t xml:space="preserve"> </w:t>
       </w:r>
-      <w:hyperlink r:id="rId24">
+      <w:hyperlink r:id="rId26">
         <w:r>
           <w:rPr>
             <w:rStyle w:val="Hyperlink"/>
@@ -1416,7 +1470,7 @@
       <w:r>
         <w:t xml:space="preserve">Copernicus Climate Data Store (CDS) ERA5-Land reanalysis (</w:t>
       </w:r>
-      <w:hyperlink r:id="rId25">
+      <w:hyperlink r:id="rId27">
         <w:r>
           <w:rPr>
             <w:rStyle w:val="Hyperlink"/>
@@ -1489,7 +1543,7 @@
       <w:r>
         <w:t xml:space="preserve">Marco geoBoundaries ADM0 y ADM1 (</w:t>
       </w:r>
-      <w:hyperlink r:id="rId26">
+      <w:hyperlink r:id="rId28">
         <w:r>
           <w:rPr>
             <w:rStyle w:val="Hyperlink"/>
@@ -1524,7 +1578,7 @@
       <w:r>
         <w:t xml:space="preserve"> </w:t>
       </w:r>
-      <w:hyperlink r:id="rId22">
+      <w:hyperlink r:id="rId24">
         <w:r>
           <w:rPr>
             <w:rStyle w:val="Hyperlink"/>
@@ -1536,8 +1590,8 @@
         <w:t xml:space="preserve">.</w:t>
       </w:r>
     </w:p>
-    <w:bookmarkEnd w:id="27"/>
-    <w:bookmarkStart w:id="28" w:name="c.-financiamiento-funding"/>
+    <w:bookmarkEnd w:id="29"/>
+    <w:bookmarkStart w:id="30" w:name="c.-financiamiento-funding"/>
     <w:p>
       <w:pPr>
         <w:pStyle w:val="Heading3"/>
@@ -1554,8 +1608,8 @@
         <w:t xml:space="preserve">Esta investigación fue realizada como un desarrollo de investigación independiente y de acceso abierto autofinanciado por el autor. No se recibieron subvenciones específicas de organismos del sector público, comercial o sin fines de lucro.</w:t>
       </w:r>
     </w:p>
-    <w:bookmarkEnd w:id="28"/>
-    <w:bookmarkStart w:id="29" w:name="Xae657ab1a92bd8f09f57de06fc35a8d594aaeca"/>
+    <w:bookmarkEnd w:id="30"/>
+    <w:bookmarkStart w:id="31" w:name="Xae657ab1a92bd8f09f57de06fc35a8d594aaeca"/>
     <w:p>
       <w:pPr>
         <w:pStyle w:val="Heading3"/>
@@ -1572,8 +1626,8 @@
         <w:t xml:space="preserve">El autor declara que no existen conflictos de interés financieros, institucionales ni personales que hayan podido influir en el diseño, análisis, interpretación o presentación de los resultados expuestos en este manuscrito.</w:t>
       </w:r>
     </w:p>
-    <w:bookmarkEnd w:id="29"/>
-    <w:bookmarkStart w:id="30" w:name="X165867c682dba5cbdd9d30e774da206830c2fdb"/>
+    <w:bookmarkEnd w:id="31"/>
+    <w:bookmarkStart w:id="32" w:name="X165867c682dba5cbdd9d30e774da206830c2fdb"/>
     <w:p>
       <w:pPr>
         <w:pStyle w:val="Heading3"/>
@@ -1604,8 +1658,8 @@
         <w:t xml:space="preserve">Conceptualización, Metodología, Software, Validación, Análisis Formal, Investigación, Recursos, Curación de Datos, Redacción - Borrador Original, Redacción - Revisión y Edición, Visualización, Supervisión y Administración del Proyecto.</w:t>
       </w:r>
     </w:p>
-    <w:bookmarkEnd w:id="30"/>
-    <w:bookmarkEnd w:id="31"/>
+    <w:bookmarkEnd w:id="32"/>
+    <w:bookmarkEnd w:id="33"/>
     <w:sectPr>
       <w:footnotePr>
         <w:numRestart w:val="eachSect"/>

--- a/title_page.docx
+++ b/title_page.docx
@@ -23,7 +23,7 @@
         <w:pStyle w:val="Date"/>
       </w:pPr>
       <w:r>
-        <w:t xml:space="preserve">2026-10-24</w:t>
+        <w:t xml:space="preserve">2026-10-27</w:t>
       </w:r>
     </w:p>
     <w:bookmarkStart w:id="11" w:name="X91b8e933fbe09d3a75c28ccb4dc2bb04727a969"/>
@@ -84,7 +84,7 @@
           <w:i/>
           <w:iCs/>
         </w:rPr>
-        <w:t xml:space="preserve">Targets D2, inferencia con gating y fallback M1/M3, y benchmark abierto frente a Canadian FWI e INPE Risco de Fogo</w:t>
+        <w:t xml:space="preserve">Targets D2, inferencia con gating y fallback M2/M3, y benchmark abierto frente a Canadian FWI e INPE Risco de Fogo</w:t>
       </w:r>
     </w:p>
     <w:p>
@@ -136,7 +136,7 @@
           <w:i/>
           <w:iCs/>
         </w:rPr>
-        <w:t xml:space="preserve">D2 Targets, Gated M3/M1 Inference and an Open Benchmark Against Canadian FWI and INPE</w:t>
+        <w:t xml:space="preserve">D2 Targets, M3/M2 Inference and an Open Benchmark Against Canadian FWI and INPE</w:t>
       </w:r>
     </w:p>
     <w:p>
@@ -604,7 +604,7 @@
           <w:b/>
           <w:bCs/>
         </w:rPr>
-        <w:t xml:space="preserve">50-km spatial block holdout completed; M1 fallback for cells without fire history.</w:t>
+        <w:t xml:space="preserve">50-km spatial block holdout completed; M2 fallback for cells without fire history.</w:t>
       </w:r>
       <w:r>
         <w:t xml:space="preserve"> </w:t>
@@ -659,7 +659,7 @@
       <w:r>
         <w:drawing>
           <wp:inline>
-            <wp:extent cx="5334000" cy="2115349"/>
+            <wp:extent cx="5334000" cy="2116996"/>
             <wp:effectExtent b="0" l="0" r="0" t="0"/>
             <wp:docPr descr="" title="" id="16" name="Picture"/>
             <a:graphic>
@@ -680,7 +680,7 @@
                   <pic:spPr bwMode="auto">
                     <a:xfrm>
                       <a:off x="0" y="0"/>
-                      <a:ext cx="5334000" cy="2115349"/>
+                      <a:ext cx="5334000" cy="2116996"/>
                     </a:xfrm>
                     <a:prstGeom prst="rect">
                       <a:avLst/>
@@ -714,7 +714,7 @@
         <w:t xml:space="preserve"> </w:t>
       </w:r>
       <w:r>
-        <w:t xml:space="preserve">Decoupled D2 targets, gated M3/M1 inference, causal t-1 propagation and a blind benchmark against FWI and INPE. The visual uses only current, traceable results.</w:t>
+        <w:t xml:space="preserve">Decoupled D2 targets, M3/M2 inference, causal t-1 propagation and a retrospective benchmark against FWI and INPE. The visual uses only current, traceable results.</w:t>
       </w:r>
     </w:p>
     <w:p>
@@ -748,248 +748,7 @@
         <w:pStyle w:val="FirstParagraph"/>
       </w:pPr>
       <w:r>
-        <w:t xml:space="preserve">La predicción operativa de incendios con aprendizaje automático sufre fugas espaciales y una limitada transferibilidad de los índices boreales a biomas subtropicales. Presentamos un marco computacional reproducible que separa ignición primaria y propagación táctica y hace explícitos la construcción de targets, la inferencia con gating y el protocolo de evaluación. La definición D2 exige que la ignición no tenga fuego</w:t>
-      </w:r>
-      <w:r>
-        <w:t xml:space="preserve"> </w:t>
-      </w:r>
-      <m:oMath>
-        <m:r>
-          <m:t>t</m:t>
-        </m:r>
-        <m:r>
-          <m:rPr>
-            <m:sty m:val="p"/>
-          </m:rPr>
-          <m:t>−</m:t>
-        </m:r>
-        <m:r>
-          <m:t>1</m:t>
-        </m:r>
-      </m:oMath>
-      <w:r>
-        <w:t xml:space="preserve"> </w:t>
-      </w:r>
-      <w:r>
-        <w:t xml:space="preserve">en 25 km ni fuego en la misma celda en 10 días; la propagación se evalúa dentro de 25 km de un fuego</w:t>
-      </w:r>
-      <w:r>
-        <w:t xml:space="preserve"> </w:t>
-      </w:r>
-      <m:oMath>
-        <m:r>
-          <m:t>t</m:t>
-        </m:r>
-        <m:r>
-          <m:rPr>
-            <m:sty m:val="p"/>
-          </m:rPr>
-          <m:t>−</m:t>
-        </m:r>
-        <m:r>
-          <m:t>1</m:t>
-        </m:r>
-      </m:oMath>
-      <w:r>
-        <w:t xml:space="preserve">. Un gating biofísico elimina celdas no combustibles o húmedas; un modelo híbrido LightGBM (</w:t>
-      </w:r>
-      <m:oMath>
-        <m:sSub>
-          <m:e>
-            <m:r>
-              <m:rPr>
-                <m:scr m:val="script"/>
-                <m:sty m:val="p"/>
-              </m:rPr>
-              <m:t>M</m:t>
-            </m:r>
-          </m:e>
-          <m:sub>
-            <m:r>
-              <m:t>3</m:t>
-            </m:r>
-          </m:sub>
-        </m:sSub>
-      </m:oMath>
-      <w:r>
-        <w:t xml:space="preserve">) predice ignición sin variables de fuego</w:t>
-      </w:r>
-      <w:r>
-        <w:t xml:space="preserve"> </w:t>
-      </w:r>
-      <m:oMath>
-        <m:r>
-          <m:t>t</m:t>
-        </m:r>
-        <m:r>
-          <m:rPr>
-            <m:sty m:val="p"/>
-          </m:rPr>
-          <m:t>−</m:t>
-        </m:r>
-        <m:r>
-          <m:t>1</m:t>
-        </m:r>
-      </m:oMath>
-      <w:r>
-        <w:t xml:space="preserve">, con</w:t>
-      </w:r>
-      <w:r>
-        <w:t xml:space="preserve"> </w:t>
-      </w:r>
-      <m:oMath>
-        <m:sSub>
-          <m:e>
-            <m:r>
-              <m:rPr>
-                <m:scr m:val="script"/>
-                <m:sty m:val="p"/>
-              </m:rPr>
-              <m:t>M</m:t>
-            </m:r>
-          </m:e>
-          <m:sub>
-            <m:r>
-              <m:t>1</m:t>
-            </m:r>
-          </m:sub>
-        </m:sSub>
-      </m:oMath>
-      <w:r>
-        <w:t xml:space="preserve"> </w:t>
-      </w:r>
-      <w:r>
-        <w:t xml:space="preserve">como fallback para celdas sin historia; la propagación usa un kernel causal</w:t>
-      </w:r>
-      <w:r>
-        <w:t xml:space="preserve"> </w:t>
-      </w:r>
-      <m:oMath>
-        <m:r>
-          <m:t>t</m:t>
-        </m:r>
-        <m:r>
-          <m:rPr>
-            <m:sty m:val="p"/>
-          </m:rPr>
-          <m:t>−</m:t>
-        </m:r>
-        <m:r>
-          <m:t>1</m:t>
-        </m:r>
-      </m:oMath>
-      <w:r>
-        <w:t xml:space="preserve">. Un pipeline</w:t>
-      </w:r>
-      <w:r>
-        <w:t xml:space="preserve"> </w:t>
-      </w:r>
-      <w:r>
-        <w:rPr>
-          <w:i/>
-          <w:iCs/>
-        </w:rPr>
-        <w:t xml:space="preserve">zero-copy</w:t>
-      </w:r>
-      <w:r>
-        <w:t xml:space="preserve"> </w:t>
-      </w:r>
-      <w:r>
-        <w:t xml:space="preserve">en Polars/DuckDB evalúa 400.006 celdas de 1 km², y un harness reproducible combina bootstrap agrupado por fecha, bloques espaciales de 50 km, lead-time y cost-loss. En test ciego 2024–2025 (1.813.966 celdas-día-tarea),</w:t>
-      </w:r>
-      <w:r>
-        <w:t xml:space="preserve"> </w:t>
-      </w:r>
-      <m:oMath>
-        <m:sSub>
-          <m:e>
-            <m:r>
-              <m:rPr>
-                <m:scr m:val="script"/>
-                <m:sty m:val="p"/>
-              </m:rPr>
-              <m:t>M</m:t>
-            </m:r>
-          </m:e>
-          <m:sub>
-            <m:r>
-              <m:t>3</m:t>
-            </m:r>
-          </m:sub>
-        </m:sSub>
-      </m:oMath>
-      <w:r>
-        <w:t xml:space="preserve"> </w:t>
-      </w:r>
-      <w:r>
-        <w:t xml:space="preserve">alcanza ROC-AUC 0,7851/0,7485 (Chaco/Oriental), frente a 0,5185/0,5569 del FWI completo y 0,5386/0,4994 del INPE; la propagación alcanza 0,8989/0,7799. La precisión poblacional de ignición es solo 0,062 %/0,206 %, por lo que el sistema es un nowcast y herramienta de priorización, no una alerta autónoma.</w:t>
-      </w:r>
-      <w:r>
-        <w:t xml:space="preserve"> </w:t>
-      </w:r>
-      <m:oMath>
-        <m:sSub>
-          <m:e>
-            <m:r>
-              <m:rPr>
-                <m:scr m:val="script"/>
-                <m:sty m:val="p"/>
-              </m:rPr>
-              <m:t>M</m:t>
-            </m:r>
-          </m:e>
-          <m:sub>
-            <m:r>
-              <m:t>3</m:t>
-            </m:r>
-          </m:sub>
-        </m:sSub>
-      </m:oMath>
-      <w:r>
-        <w:t xml:space="preserve"> </w:t>
-      </w:r>
-      <w:r>
-        <w:t xml:space="preserve">pierde transferibilidad espacial (0,6243/0,5754), mientras</w:t>
-      </w:r>
-      <w:r>
-        <w:t xml:space="preserve"> </w:t>
-      </w:r>
-      <m:oMath>
-        <m:sSub>
-          <m:e>
-            <m:r>
-              <m:rPr>
-                <m:scr m:val="script"/>
-                <m:sty m:val="p"/>
-              </m:rPr>
-              <m:t>M</m:t>
-            </m:r>
-          </m:e>
-          <m:sub>
-            <m:r>
-              <m:t>1</m:t>
-            </m:r>
-          </m:sub>
-        </m:sSub>
-      </m:oMath>
-      <w:r>
-        <w:t xml:space="preserve"> </w:t>
-      </w:r>
-      <w:r>
-        <w:t xml:space="preserve">es más robusto (0,6338/0,6176), lo que motiva el fallback. Código y datos están archivados con DOI. La contribución es un protocolo computacional y un benchmark reproducible, no un nuevo algoritmo de</w:t>
-      </w:r>
-      <w:r>
-        <w:t xml:space="preserve"> </w:t>
-      </w:r>
-      <w:r>
-        <w:rPr>
-          <w:i/>
-          <w:iCs/>
-        </w:rPr>
-        <w:t xml:space="preserve">boosting</w:t>
-      </w:r>
-      <w:r>
-        <w:t xml:space="preserve">.</w:t>
+        <w:t xml:space="preserve">La predicción operativa de incendios con aprendizaje automático sufre a menudo fugas espaciales y una transferibilidad limitada de los índices boreales a biomas subtropicales. Presentamos un marco computacional reproducible que separa la ignición primaria de la propagación táctica y hace explícitos la construcción de objetivos, la inferencia con gating y la evaluación. D2 define la ignición como fuego en el día t sin fuego t-1 a menos de 25 km y sin fuego en la misma celda en los 10 días previos; la propagación se evalúa a menos de 25 km de un fuego t-1. Un gate biofísico elimina celdas-día no combustibles y húmedas. Un modelo híbrido LightGBM (M3) predice ignición sin insumos de fuego t-1, con M2 como fallback para celdas sin historia y M1 como baseline biofísico. En validación 2023, M3 alcanza ROC-AUC 0.7844/0.7628 (Chaco/Oriental), frente a 0.7817/0.7496 de M2 y 0.6354/0.7041 de M1. En bloques espaciales de desarrollo 2023, M2 es el más robusto (0.6773/0.7470) y M1 no supera a M2 en celdas sin historia, por lo que M1 se rechaza como fallback operativo. En el test retrospectivo 2024–2025, M3 alcanza 0.8021/0.7534 frente a 0.5173/0.5564 del FWI canadiense y 0.5389/0.4990 del INPE; la propagación alcanza 0.9039/0.7859. La precisión poblacional de ignición es solo 0.082 %/0.198 %, por lo que el sistema es una herramienta de nowcast y priorización, no un sistema de alerta autónomo. El test 2024–2025 ya fue observado y se reporta como retrospectivo, no como ciego. La contribución es un protocolo computacional y un benchmark reproducibles, no un nuevo algoritmo de boosting.</w:t>
       </w:r>
     </w:p>
     <w:p>
@@ -1032,7 +791,7 @@
         <w:pStyle w:val="FirstParagraph"/>
       </w:pPr>
       <w:r>
-        <w:t xml:space="preserve">Wildfire machine learning often suffers from spatial leakage and from the limited transferability of boreal fire-weather indices to subtropical biomes. We present a reproducible computational framework that separates primary ignition from tactical propagation and makes target construction, gated inference and evaluation explicit. D2 defines ignition as fire at day t with no t-1 fire within 25 km and no same-cell fire in the previous 10 days; propagation is evaluated within 25 km of a t-1 fire. A biophysical gate removes non-combustible and wet cell-days. A hybrid LightGBM model (M3) predicts ignition without t-1 fire inputs, with M1 as a fallback for cells without fire history; propagation uses a causal t-1 kernel. A zero-copy Polars/DuckDB pipeline scores 400,006 1-km² cells, and a reproducible harness combines grouped-by-date bootstrap, 50-km spatial blocks, lead-time and cost-loss analyses. In the 2024–2025 held-out test (1,813,966 task cell-days), M3 reaches ROC-AUC 0.7851/0.7485 (Chaco/Oriental), versus 0.5185/0.5569 for full Canadian FWI and 0.5386/0.4994 for INPE; propagation reaches 0.8989/0.7799. Population-level ignition precision is only 0.062 %/0.206 %, so the system is a nowcast and prioritisation tool, not a stand-alone warning system. M3 loses spatial transferability (0.6243/0.5754), whereas M1 is more robust (0.6338/0.6176), motivating the fallback. Code and data are archived with DOIs. The contribution is a reproducible computational protocol and benchmark, not a new boosting algorithm.</w:t>
+        <w:t xml:space="preserve">Wildfire machine learning often suffers from spatial leakage and from the limited transferability of boreal fire-weather indices to subtropical biomes. We present a reproducible computational framework that separates primary ignition from tactical propagation and makes target construction, gated inference and evaluation explicit. D2 defines ignition as fire at day t with no t-1 fire within 25 km and no same-cell fire in the previous 10 days; propagation is evaluated within 25 km of a t-1 fire. A biophysical gate removes non-combustible and wet cell-days. A hybrid LightGBM model (M3) predicts ignition without t-1 fire inputs, with M2 as the fallback for cells without history and M1 as a biophysical baseline. In 2023 validation, M3 reaches ROC-AUC 0.7844/0.7628 (Chaco/Oriental), versus 0.7817/0.7496 for M2 and 0.6354/0.7041 for M1. In 2023 development spatial blocks, M2 is the most robust model (0.6773/0.7470), and M1 does not outperform M2 on cells without history, so M1 is rejected as an operational fallback. On the retrospective 2024–2025 test, M3 reaches 0.8021/0.7534 versus 0.5173/0.5564 for full Canadian FWI and 0.5389/0.4990 for INPE; propagation reaches 0.9039/0.7859. Population-level ignition precision is only 0.082 %/0.198 %, so the system is a nowcast and prioritisation tool, not a stand-alone warning system. The 2024–2025 test was already observed and is reported as retrospective, not blind. The contribution is a reproducible computational protocol and benchmark, not a new boosting algorithm.</w:t>
       </w:r>
     </w:p>
     <w:p>
@@ -1354,7 +1113,29 @@
           <w:b/>
           <w:bCs/>
         </w:rPr>
-        <w:t xml:space="preserve">DOI del Código:</w:t>
+        <w:t xml:space="preserve">Versión del release:</w:t>
+      </w:r>
+      <w:r>
+        <w:t xml:space="preserve"> </w:t>
+      </w:r>
+      <w:r>
+        <w:t xml:space="preserve">2.0.0 (2026-10-27)</w:t>
+      </w:r>
+    </w:p>
+    <w:p>
+      <w:pPr>
+        <w:pStyle w:val="Compact"/>
+        <w:numPr>
+          <w:ilvl w:val="0"/>
+          <w:numId w:val="1005"/>
+        </w:numPr>
+      </w:pPr>
+      <w:r>
+        <w:rPr>
+          <w:b/>
+          <w:bCs/>
+        </w:rPr>
+        <w:t xml:space="preserve">DOI conceptual del Código:</w:t>
       </w:r>
       <w:r>
         <w:t xml:space="preserve"> </w:t>
@@ -1364,7 +1145,7 @@
           <w:rPr>
             <w:rStyle w:val="Hyperlink"/>
           </w:rPr>
-          <w:t xml:space="preserve">10.5281/zenodo.23675105</w:t>
+          <w:t xml:space="preserve">10.5281/zenodo.23675104</w:t>
         </w:r>
       </w:hyperlink>
     </w:p>
@@ -1381,7 +1162,7 @@
           <w:b/>
           <w:bCs/>
         </w:rPr>
-        <w:t xml:space="preserve">DOI de los Datos:</w:t>
+        <w:t xml:space="preserve">DOI conceptual de los Datos:</w:t>
       </w:r>
       <w:r>
         <w:t xml:space="preserve"> </w:t>
@@ -1391,7 +1172,7 @@
           <w:rPr>
             <w:rStyle w:val="Hyperlink"/>
           </w:rPr>
-          <w:t xml:space="preserve">10.5281/zenodo.23675279</w:t>
+          <w:t xml:space="preserve">10.5281/zenodo.23675278</w:t>
         </w:r>
       </w:hyperlink>
     </w:p>
@@ -1567,13 +1348,13 @@
         <w:rPr>
           <w:rStyle w:val="VerbatimChar"/>
         </w:rPr>
-        <w:t xml:space="preserve">fuentes/MANIFIESTO_DATOS_v2.csv</w:t>
-      </w:r>
-      <w:r>
-        <w:t xml:space="preserve"> </w:t>
-      </w:r>
-      <w:r>
-        <w:t xml:space="preserve">y están archivados en Zenodo bajo licencia CC BY 4.0:</w:t>
+        <w:t xml:space="preserve">fuentes/MANIFIESTO_DATOS_v3.csv</w:t>
+      </w:r>
+      <w:r>
+        <w:t xml:space="preserve"> </w:t>
+      </w:r>
+      <w:r>
+        <w:t xml:space="preserve">y están archivados en Zenodo bajo licencia CC BY 4.0 (DOI conceptual v2.0.0:</w:t>
       </w:r>
       <w:r>
         <w:t xml:space="preserve"> </w:t>
@@ -1583,11 +1364,11 @@
           <w:rPr>
             <w:rStyle w:val="Hyperlink"/>
           </w:rPr>
-          <w:t xml:space="preserve">10.5281/zenodo.23675279</w:t>
+          <w:t xml:space="preserve">10.5281/zenodo.23675278</w:t>
         </w:r>
       </w:hyperlink>
       <w:r>
-        <w:t xml:space="preserve">.</w:t>
+        <w:t xml:space="preserve">).</w:t>
       </w:r>
     </w:p>
     <w:bookmarkEnd w:id="29"/>

--- a/title_page.docx
+++ b/title_page.docx
@@ -1291,16 +1291,7 @@
         <w:t xml:space="preserve"> </w:t>
       </w:r>
       <w:r>
-        <w:t xml:space="preserve">objetivo MapBiomas Chaco y Bosque Atlántico; se usa MapBiomas real (</w:t>
-      </w:r>
-      <w:r>
-        <w:rPr>
-          <w:rStyle w:val="VerbatimChar"/>
-        </w:rPr>
-        <w:t xml:space="preserve">collection2_2023</w:t>
-      </w:r>
-      <w:r>
-        <w:t xml:space="preserve">).</w:t>
+        <w:t xml:space="preserve">objetivo MapBiomas Chaco y Bosque Atlántico; se usan mapas anuales de MapBiomas Colección 2 (2017–2023), unidos por año previo.</w:t>
       </w:r>
       <w:r>
         <w:t xml:space="preserve"> </w:t>

--- a/title_page.docx
+++ b/title_page.docx
@@ -538,13 +538,13 @@
           <w:b/>
           <w:bCs/>
         </w:rPr>
-        <w:t xml:space="preserve">Biophysical gating removes 21.7% of cell-days and retains 97.17% of detections.</w:t>
-      </w:r>
-      <w:r>
-        <w:t xml:space="preserve"> </w:t>
-      </w:r>
-      <w:r>
-        <w:t xml:space="preserve">(79 chars)</w:t>
+        <w:t xml:space="preserve">D2 formally separates primary ignition from tactical fire spread.</w:t>
+      </w:r>
+      <w:r>
+        <w:t xml:space="preserve"> </w:t>
+      </w:r>
+      <w:r>
+        <w:t xml:space="preserve">(61 chars)</w:t>
       </w:r>
     </w:p>
     <w:p>
@@ -560,13 +560,13 @@
           <w:b/>
           <w:bCs/>
         </w:rPr>
-        <w:t xml:space="preserve">Decoupled models isolate physical ignition risk from tactical t-1 fire spread.</w:t>
-      </w:r>
-      <w:r>
-        <w:t xml:space="preserve"> </w:t>
-      </w:r>
-      <w:r>
-        <w:t xml:space="preserve">(78 chars)</w:t>
+        <w:t xml:space="preserve">Gated M3/M2 inference links calibration, spatial blocks and cost-loss.</w:t>
+      </w:r>
+      <w:r>
+        <w:t xml:space="preserve"> </w:t>
+      </w:r>
+      <w:r>
+        <w:t xml:space="preserve">(69 chars)</w:t>
       </w:r>
     </w:p>
     <w:p>
@@ -582,13 +582,13 @@
           <w:b/>
           <w:bCs/>
         </w:rPr>
-        <w:t xml:space="preserve">Monotonic Platt-calibrated LightGBM beats full Canadian FWI and INPE Risco de Fogo.</w:t>
-      </w:r>
-      <w:r>
-        <w:t xml:space="preserve"> </w:t>
-      </w:r>
-      <w:r>
-        <w:t xml:space="preserve">(83 chars)</w:t>
+        <w:t xml:space="preserve">M3 beats full Canadian FWI and INPE under the same retrospective D2 test.</w:t>
+      </w:r>
+      <w:r>
+        <w:t xml:space="preserve"> </w:t>
+      </w:r>
+      <w:r>
+        <w:t xml:space="preserve">(71 chars)</w:t>
       </w:r>
     </w:p>
     <w:p>
@@ -604,13 +604,13 @@
           <w:b/>
           <w:bCs/>
         </w:rPr>
-        <w:t xml:space="preserve">50-km spatial block holdout completed; M2 fallback for cells without fire history.</w:t>
-      </w:r>
-      <w:r>
-        <w:t xml:space="preserve"> </w:t>
-      </w:r>
-      <w:r>
-        <w:t xml:space="preserve">(82 chars)</w:t>
+        <w:t xml:space="preserve">Spatial block holdout shows where the hybrid model does not transfer.</w:t>
+      </w:r>
+      <w:r>
+        <w:t xml:space="preserve"> </w:t>
+      </w:r>
+      <w:r>
+        <w:t xml:space="preserve">(70 chars)</w:t>
       </w:r>
     </w:p>
     <w:p>
@@ -626,13 +626,13 @@
           <w:b/>
           <w:bCs/>
         </w:rPr>
-        <w:t xml:space="preserve">DuckDB and Polars score 400,006 cells in 1.57 s and 2.18 GB peak RAM.</w:t>
-      </w:r>
-      <w:r>
-        <w:t xml:space="preserve"> </w:t>
-      </w:r>
-      <w:r>
-        <w:t xml:space="preserve">(69 chars)</w:t>
+        <w:t xml:space="preserve">National inference runs in 1.57 s and 2.18 GB peak RAM on ARM64.</w:t>
+      </w:r>
+      <w:r>
+        <w:t xml:space="preserve"> </w:t>
+      </w:r>
+      <w:r>
+        <w:t xml:space="preserve">(62 chars)</w:t>
       </w:r>
     </w:p>
     <w:p>
@@ -748,7 +748,7 @@
         <w:pStyle w:val="FirstParagraph"/>
       </w:pPr>
       <w:r>
-        <w:t xml:space="preserve">La predicción operativa de incendios con aprendizaje automático sufre a menudo fugas espaciales y una transferibilidad limitada de los índices boreales a biomas subtropicales. Presentamos un marco computacional reproducible que separa la ignición primaria de la propagación táctica y hace explícitos la construcción de objetivos, la inferencia con gating y la evaluación. D2 define la ignición como fuego en el día t sin fuego t-1 a menos de 25 km y sin fuego en la misma celda en los 10 días previos; la propagación se evalúa a menos de 25 km de un fuego t-1. Un gate biofísico elimina celdas-día no combustibles y húmedas. Un modelo híbrido LightGBM (M3) predice ignición sin insumos de fuego t-1, con M2 como fallback para celdas sin historia y M1 como baseline biofísico. En validación 2023, M3 alcanza ROC-AUC 0.7844/0.7628 (Chaco/Oriental), frente a 0.7817/0.7496 de M2 y 0.6354/0.7041 de M1. En bloques espaciales de desarrollo 2023, M2 es el más robusto (0.6773/0.7470) y M1 no supera a M2 en celdas sin historia, por lo que M1 se rechaza como fallback operativo. En el test retrospectivo 2024–2025, M3 alcanza 0.8021/0.7534 frente a 0.5173/0.5564 del FWI canadiense y 0.5389/0.4990 del INPE; la propagación alcanza 0.9039/0.7859. La precisión poblacional de ignición es solo 0.082 %/0.198 %, por lo que el sistema es una herramienta de nowcast y priorización, no un sistema de alerta autónomo. El test 2024–2025 ya fue observado y se reporta como retrospectivo, no como ciego. La contribución es un protocolo computacional y un benchmark reproducibles, no un nuevo algoritmo de boosting.</w:t>
+        <w:t xml:space="preserve">La predicción operativa de incendios con aprendizaje automático sufre a menudo fugas espaciales y una transferibilidad limitada de los índices boreales a biomas subtropicales. Presentamos D2, un operador de objetivos computacional que separa formalmente la ignición primaria de la propagación táctica, y un marco de inferencia con gating y evaluación que hace explícitos la construcción del objetivo, el control de fuga y la comparación de modelos. D2 define la ignición como fuego en el día t sin fuego t-1 a menos de 25 km y sin fuego en la misma celda en los 10 días previos; la propagación se evalúa a menos de 25 km de un fuego t-1. Un gate biofísico elimina celdas-día no combustibles y húmedas. Un modelo híbrido LightGBM (M3) predice ignición sin insumos de fuego t-1, con M2 como fallback para celdas sin historia y M1 como baseline biofísico. En validación 2023, M3 alcanza ROC-AUC 0.7844/0.7628 (Chaco/Oriental), frente a 0.7817/0.7496 de M2; el baseline biofísico M1 se reporta en la Tabla S16 del suplemento. En bloques espaciales de desarrollo 2023, M2 es el más robusto (0.6773/0.7470) y M1 no supera a M2 en celdas sin historia, por lo que M1 se rechaza como fallback operativo (Tablas S8 y S16 del suplemento). En el test retrospectivo 2024–2025, M3 alcanza 0.8021/0.7534 frente a 0.5173/0.5564 del FWI canadiense y 0.5389/0.4990 del INPE; la propagación alcanza 0.9039/0.7859. La precisión poblacional de ignición es solo 0.082 %/0.198 %, por lo que el sistema es una herramienta de nowcast y priorización, no un sistema de alerta autónomo. El test 2024–2025 ya fue observado y se reporta como retrospectivo, no como ciego. La contribución computacional es el operador D2, la política de inferencia con gating y un arnés de evaluación reutilizable, publicado como software abierto; el aprendiz es una elección de implementación, no la novedad.</w:t>
       </w:r>
     </w:p>
     <w:p>
@@ -791,7 +791,7 @@
         <w:pStyle w:val="FirstParagraph"/>
       </w:pPr>
       <w:r>
-        <w:t xml:space="preserve">Wildfire machine learning often suffers from spatial leakage and from the limited transferability of boreal fire-weather indices to subtropical biomes. We present a reproducible computational framework that separates primary ignition from tactical propagation and makes target construction, gated inference and evaluation explicit. D2 defines ignition as fire at day t with no t-1 fire within 25 km and no same-cell fire in the previous 10 days; propagation is evaluated within 25 km of a t-1 fire. A biophysical gate removes non-combustible and wet cell-days. A hybrid LightGBM model (M3) predicts ignition without t-1 fire inputs, with M2 as the fallback for cells without history and M1 as a biophysical baseline. In 2023 validation, M3 reaches ROC-AUC 0.7844/0.7628 (Chaco/Oriental), versus 0.7817/0.7496 for M2 and 0.6354/0.7041 for M1. In 2023 development spatial blocks, M2 is the most robust model (0.6773/0.7470), and M1 does not outperform M2 on cells without history, so M1 is rejected as an operational fallback. On the retrospective 2024–2025 test, M3 reaches 0.8021/0.7534 versus 0.5173/0.5564 for full Canadian FWI and 0.5389/0.4990 for INPE; propagation reaches 0.9039/0.7859. Population-level ignition precision is only 0.082 %/0.198 %, so the system is a nowcast and prioritisation tool, not a stand-alone warning system. The 2024–2025 test was already observed and is reported as retrospective, not blind. The contribution is a reproducible computational protocol and benchmark, not a new boosting algorithm.</w:t>
+        <w:t xml:space="preserve">Wildfire machine learning often suffers from spatial leakage and from the limited transferability of boreal fire-weather indices to subtropical biomes. We introduce D2, a computational target operator that formally separates primary ignition from tactical propagation, and a gated inference and evaluation framework that makes target construction, leakage control and model comparison explicit. D2 defines ignition as fire at day t with no t-1 fire within 25 km and no same-cell fire in the previous 10 days; propagation is evaluated within 25 km of a t-1 fire. A biophysical gate removes non-combustible and wet cell-days. A hybrid LightGBM model (M3) predicts ignition without t-1 fire inputs, with M2 as the fallback for cells without history and M1 as a biophysical baseline. In 2023 validation, M3 reaches ROC-AUC 0.7844/0.7628 (Chaco/Oriental), versus 0.7817/0.7496 for M2; the M1 biophysical baseline is reported in Supplementary Table S16. In 2023 development spatial blocks, M2 is the most robust model (0.6773/0.7470), and M1 does not outperform M2 on cells without history, so M1 is rejected as an operational fallback (Supplementary Tables S8 and S16). On the retrospective 2024–2025 test, M3 reaches 0.8021/0.7534 versus 0.5173/0.5564 for full Canadian FWI and 0.5389/0.4990 for INPE; propagation reaches 0.9039/0.7859. Population-level ignition precision is only 0.082 %/0.198 %, so the system is a nowcast and prioritisation tool, not a stand-alone warning system. The 2024–2025 test was already observed and is reported as retrospective, not blind. The computational contribution is the D2 operator, the gated inference policy and a reusable evaluation harness released as open software; the learner is an implementation choice, not the novelty.</w:t>
       </w:r>
     </w:p>
     <w:p>
@@ -1345,10 +1345,7 @@
         <w:t xml:space="preserve"> </w:t>
       </w:r>
       <w:r>
-        <w:t xml:space="preserve">y están archivados en Zenodo bajo licencia CC BY 4.0 (DOI conceptual v2.0.0:</w:t>
-      </w:r>
-      <w:r>
-        <w:t xml:space="preserve"> </w:t>
+        <w:t xml:space="preserve">y están disponibles en el release v2.0.0 de GitHub bajo licencia CC BY 4.0, además del DOI conceptual de datos (</w:t>
       </w:r>
       <w:hyperlink r:id="rId24">
         <w:r>
